--- a/07. Algoritmos y Estructuras de Datos/Trabajo Práctico N° 1 (R).docx
+++ b/07. Algoritmos y Estructuras de Datos/Trabajo Práctico N° 1 (R).docx
@@ -1759,21 +1759,7 @@
           <w:rFonts w:ascii="Times New Roman" w:eastAsiaTheme="minorEastAsia" w:hAnsi="Times New Roman" w:cs="Times New Roman"/>
           <w:sz w:val="24"/>
         </w:rPr>
-        <w:t xml:space="preserve"> almacena s</w:t>
-      </w:r>
-      <w:r>
-        <w:rPr>
-          <w:rFonts w:ascii="Times New Roman" w:eastAsiaTheme="minorEastAsia" w:hAnsi="Times New Roman" w:cs="Times New Roman"/>
-          <w:sz w:val="24"/>
-        </w:rPr>
-        <w:t>ó</w:t>
-      </w:r>
-      <w:r>
-        <w:rPr>
-          <w:rFonts w:ascii="Times New Roman" w:eastAsiaTheme="minorEastAsia" w:hAnsi="Times New Roman" w:cs="Times New Roman"/>
-          <w:sz w:val="24"/>
-        </w:rPr>
-        <w:t xml:space="preserve">lo los elementos, mientras que </w:t>
+        <w:t xml:space="preserve"> almacena sólo los elementos, mientras que </w:t>
       </w:r>
       <w:r>
         <w:rPr>
@@ -1990,14 +1976,7 @@
           <w:rFonts w:ascii="Times New Roman" w:eastAsiaTheme="minorEastAsia" w:hAnsi="Times New Roman" w:cs="Times New Roman"/>
           <w:sz w:val="24"/>
         </w:rPr>
-        <w:t xml:space="preserve">Frecuentes </w:t>
-      </w:r>
-      <w:r>
-        <w:rPr>
-          <w:rFonts w:ascii="Times New Roman" w:eastAsiaTheme="minorEastAsia" w:hAnsi="Times New Roman" w:cs="Times New Roman"/>
-          <w:sz w:val="24"/>
-        </w:rPr>
-        <w:t>i</w:t>
+        <w:t>Frecuentes i</w:t>
       </w:r>
       <w:r>
         <w:rPr>
@@ -2621,35 +2600,7 @@
           <w:rFonts w:ascii="Times New Roman" w:eastAsiaTheme="minorEastAsia" w:hAnsi="Times New Roman" w:cs="Times New Roman"/>
           <w:sz w:val="24"/>
         </w:rPr>
-        <w:t xml:space="preserve">Se </w:t>
-      </w:r>
-      <w:r>
-        <w:rPr>
-          <w:rFonts w:ascii="Times New Roman" w:eastAsiaTheme="minorEastAsia" w:hAnsi="Times New Roman" w:cs="Times New Roman"/>
-          <w:sz w:val="24"/>
-        </w:rPr>
-        <w:t>realizan</w:t>
-      </w:r>
-      <w:r>
-        <w:rPr>
-          <w:rFonts w:ascii="Times New Roman" w:eastAsiaTheme="minorEastAsia" w:hAnsi="Times New Roman" w:cs="Times New Roman"/>
-          <w:sz w:val="24"/>
-        </w:rPr>
-        <w:t xml:space="preserve"> </w:t>
-      </w:r>
-      <w:r>
-        <w:rPr>
-          <w:rFonts w:ascii="Times New Roman" w:eastAsiaTheme="minorEastAsia" w:hAnsi="Times New Roman" w:cs="Times New Roman"/>
-          <w:sz w:val="24"/>
-        </w:rPr>
-        <w:t>recorridos de</w:t>
-      </w:r>
-      <w:r>
-        <w:rPr>
-          <w:rFonts w:ascii="Times New Roman" w:eastAsiaTheme="minorEastAsia" w:hAnsi="Times New Roman" w:cs="Times New Roman"/>
-          <w:sz w:val="24"/>
-        </w:rPr>
-        <w:t xml:space="preserve"> la lista frecuentemente.</w:t>
+        <w:t>Se realizan recorridos de la lista frecuentemente.</w:t>
       </w:r>
     </w:p>
     <w:p>
@@ -3000,9 +2951,1554 @@
       <w:pPr>
         <w:rPr>
           <w:rFonts w:ascii="Times New Roman" w:eastAsiaTheme="minorEastAsia" w:hAnsi="Times New Roman" w:cs="Times New Roman"/>
-          <w:sz w:val="24"/>
-        </w:rPr>
-      </w:pPr>
+          <w:i/>
+          <w:iCs/>
+          <w:sz w:val="24"/>
+        </w:rPr>
+      </w:pPr>
+      <w:r>
+        <w:rPr>
+          <w:rFonts w:ascii="Times New Roman" w:eastAsiaTheme="minorEastAsia" w:hAnsi="Times New Roman" w:cs="Times New Roman"/>
+          <w:i/>
+          <w:iCs/>
+          <w:sz w:val="24"/>
+        </w:rPr>
+        <w:t xml:space="preserve">Uso de las estructuras de listas provistas por la API de Java. Para resolver este </w:t>
+      </w:r>
+      <w:r>
+        <w:rPr>
+          <w:rFonts w:ascii="Times New Roman" w:eastAsiaTheme="minorEastAsia" w:hAnsi="Times New Roman" w:cs="Times New Roman"/>
+          <w:i/>
+          <w:iCs/>
+          <w:sz w:val="24"/>
+        </w:rPr>
+        <w:t>ejercicio,</w:t>
+      </w:r>
+      <w:r>
+        <w:rPr>
+          <w:rFonts w:ascii="Times New Roman" w:eastAsiaTheme="minorEastAsia" w:hAnsi="Times New Roman" w:cs="Times New Roman"/>
+          <w:i/>
+          <w:iCs/>
+          <w:sz w:val="24"/>
+        </w:rPr>
+        <w:t xml:space="preserve"> cre</w:t>
+      </w:r>
+      <w:r>
+        <w:rPr>
+          <w:rFonts w:ascii="Times New Roman" w:eastAsiaTheme="minorEastAsia" w:hAnsi="Times New Roman" w:cs="Times New Roman"/>
+          <w:i/>
+          <w:iCs/>
+          <w:sz w:val="24"/>
+        </w:rPr>
+        <w:t>ar</w:t>
+      </w:r>
+      <w:r>
+        <w:rPr>
+          <w:rFonts w:ascii="Times New Roman" w:eastAsiaTheme="minorEastAsia" w:hAnsi="Times New Roman" w:cs="Times New Roman"/>
+          <w:i/>
+          <w:iCs/>
+          <w:sz w:val="24"/>
+        </w:rPr>
+        <w:t xml:space="preserve"> el paquete tp1.ejercicio7</w:t>
+      </w:r>
+      <w:r>
+        <w:rPr>
+          <w:rFonts w:ascii="Times New Roman" w:eastAsiaTheme="minorEastAsia" w:hAnsi="Times New Roman" w:cs="Times New Roman"/>
+          <w:i/>
+          <w:iCs/>
+          <w:sz w:val="24"/>
+        </w:rPr>
+        <w:t>.</w:t>
+      </w:r>
+    </w:p>
+    <w:p>
+      <w:pPr>
+        <w:rPr>
+          <w:rFonts w:ascii="Times New Roman" w:eastAsiaTheme="minorEastAsia" w:hAnsi="Times New Roman" w:cs="Times New Roman"/>
+          <w:sz w:val="24"/>
+        </w:rPr>
+      </w:pPr>
+    </w:p>
+    <w:p>
+      <w:pPr>
+        <w:rPr>
+          <w:rFonts w:ascii="Times New Roman" w:eastAsiaTheme="minorEastAsia" w:hAnsi="Times New Roman" w:cs="Times New Roman"/>
+          <w:i/>
+          <w:iCs/>
+          <w:sz w:val="24"/>
+        </w:rPr>
+      </w:pPr>
+      <w:r>
+        <w:rPr>
+          <w:rFonts w:ascii="Times New Roman" w:eastAsiaTheme="minorEastAsia" w:hAnsi="Times New Roman" w:cs="Times New Roman"/>
+          <w:b/>
+          <w:bCs/>
+          <w:sz w:val="24"/>
+        </w:rPr>
+        <w:t>(a)</w:t>
+      </w:r>
+      <w:r>
+        <w:rPr>
+          <w:rFonts w:ascii="Times New Roman" w:eastAsiaTheme="minorEastAsia" w:hAnsi="Times New Roman" w:cs="Times New Roman"/>
+          <w:sz w:val="24"/>
+        </w:rPr>
+        <w:t xml:space="preserve"> </w:t>
+      </w:r>
+      <w:r>
+        <w:rPr>
+          <w:rFonts w:ascii="Times New Roman" w:eastAsiaTheme="minorEastAsia" w:hAnsi="Times New Roman" w:cs="Times New Roman"/>
+          <w:i/>
+          <w:iCs/>
+          <w:sz w:val="24"/>
+        </w:rPr>
+        <w:t>Escrib</w:t>
+      </w:r>
+      <w:r>
+        <w:rPr>
+          <w:rFonts w:ascii="Times New Roman" w:eastAsiaTheme="minorEastAsia" w:hAnsi="Times New Roman" w:cs="Times New Roman"/>
+          <w:i/>
+          <w:iCs/>
+          <w:sz w:val="24"/>
+        </w:rPr>
+        <w:t>ir</w:t>
+      </w:r>
+      <w:r>
+        <w:rPr>
+          <w:rFonts w:ascii="Times New Roman" w:eastAsiaTheme="minorEastAsia" w:hAnsi="Times New Roman" w:cs="Times New Roman"/>
+          <w:i/>
+          <w:iCs/>
+          <w:sz w:val="24"/>
+        </w:rPr>
+        <w:t xml:space="preserve"> una clase llamada TestArrayList cuyo método main recibe una secuencia de números, los agrega a una lista de tipo ArrayList</w:t>
+      </w:r>
+      <w:r>
+        <w:rPr>
+          <w:rFonts w:ascii="Times New Roman" w:eastAsiaTheme="minorEastAsia" w:hAnsi="Times New Roman" w:cs="Times New Roman"/>
+          <w:i/>
+          <w:iCs/>
+          <w:sz w:val="24"/>
+        </w:rPr>
+        <w:t xml:space="preserve"> </w:t>
+      </w:r>
+      <w:r>
+        <w:rPr>
+          <w:rFonts w:ascii="Times New Roman" w:eastAsiaTheme="minorEastAsia" w:hAnsi="Times New Roman" w:cs="Times New Roman"/>
+          <w:i/>
+          <w:iCs/>
+          <w:sz w:val="24"/>
+        </w:rPr>
+        <w:t>y</w:t>
+      </w:r>
+      <w:r>
+        <w:rPr>
+          <w:rFonts w:ascii="Times New Roman" w:eastAsiaTheme="minorEastAsia" w:hAnsi="Times New Roman" w:cs="Times New Roman"/>
+          <w:i/>
+          <w:iCs/>
+          <w:sz w:val="24"/>
+        </w:rPr>
+        <w:t>,</w:t>
+      </w:r>
+      <w:r>
+        <w:rPr>
+          <w:rFonts w:ascii="Times New Roman" w:eastAsiaTheme="minorEastAsia" w:hAnsi="Times New Roman" w:cs="Times New Roman"/>
+          <w:i/>
+          <w:iCs/>
+          <w:sz w:val="24"/>
+        </w:rPr>
+        <w:t xml:space="preserve"> luego de haber agregado todos los números a la lista, imprime el contenido de la misma iterando sobre cada elemento.</w:t>
+      </w:r>
+    </w:p>
+    <w:p>
+      <w:pPr>
+        <w:rPr>
+          <w:rFonts w:ascii="Times New Roman" w:eastAsiaTheme="minorEastAsia" w:hAnsi="Times New Roman" w:cs="Times New Roman"/>
+          <w:sz w:val="24"/>
+        </w:rPr>
+      </w:pPr>
+    </w:p>
+    <w:p>
+      <w:pPr>
+        <w:rPr>
+          <w:rFonts w:ascii="Times New Roman" w:eastAsiaTheme="minorEastAsia" w:hAnsi="Times New Roman" w:cs="Times New Roman"/>
+          <w:i/>
+          <w:iCs/>
+          <w:sz w:val="24"/>
+        </w:rPr>
+      </w:pPr>
+      <w:r>
+        <w:rPr>
+          <w:rFonts w:ascii="Times New Roman" w:eastAsiaTheme="minorEastAsia" w:hAnsi="Times New Roman" w:cs="Times New Roman"/>
+          <w:b/>
+          <w:bCs/>
+          <w:sz w:val="24"/>
+        </w:rPr>
+        <w:t>(b)</w:t>
+      </w:r>
+      <w:r>
+        <w:rPr>
+          <w:rFonts w:ascii="Times New Roman" w:eastAsiaTheme="minorEastAsia" w:hAnsi="Times New Roman" w:cs="Times New Roman"/>
+          <w:sz w:val="24"/>
+        </w:rPr>
+        <w:t xml:space="preserve"> </w:t>
+      </w:r>
+      <w:r>
+        <w:rPr>
+          <w:rFonts w:ascii="Times New Roman" w:eastAsiaTheme="minorEastAsia" w:hAnsi="Times New Roman" w:cs="Times New Roman"/>
+          <w:i/>
+          <w:iCs/>
+          <w:sz w:val="24"/>
+        </w:rPr>
+        <w:t xml:space="preserve">Si en lugar de usar un ArrayList en el inciso anterior </w:t>
+      </w:r>
+      <w:r>
+        <w:rPr>
+          <w:rFonts w:ascii="Times New Roman" w:eastAsiaTheme="minorEastAsia" w:hAnsi="Times New Roman" w:cs="Times New Roman"/>
+          <w:i/>
+          <w:iCs/>
+          <w:sz w:val="24"/>
+        </w:rPr>
+        <w:t xml:space="preserve">se </w:t>
+      </w:r>
+      <w:r>
+        <w:rPr>
+          <w:rFonts w:ascii="Times New Roman" w:eastAsiaTheme="minorEastAsia" w:hAnsi="Times New Roman" w:cs="Times New Roman"/>
+          <w:i/>
+          <w:iCs/>
+          <w:sz w:val="24"/>
+        </w:rPr>
+        <w:t>hubiera usado un LinkedList</w:t>
+      </w:r>
+      <w:r>
+        <w:rPr>
+          <w:rFonts w:ascii="Times New Roman" w:eastAsiaTheme="minorEastAsia" w:hAnsi="Times New Roman" w:cs="Times New Roman"/>
+          <w:i/>
+          <w:iCs/>
+          <w:sz w:val="24"/>
+        </w:rPr>
+        <w:t>,</w:t>
+      </w:r>
+      <w:r>
+        <w:rPr>
+          <w:rFonts w:ascii="Times New Roman" w:eastAsiaTheme="minorEastAsia" w:hAnsi="Times New Roman" w:cs="Times New Roman"/>
+          <w:i/>
+          <w:iCs/>
+          <w:sz w:val="24"/>
+        </w:rPr>
+        <w:t xml:space="preserve"> ¿</w:t>
+      </w:r>
+      <w:r>
+        <w:rPr>
+          <w:rFonts w:ascii="Times New Roman" w:eastAsiaTheme="minorEastAsia" w:hAnsi="Times New Roman" w:cs="Times New Roman"/>
+          <w:i/>
+          <w:iCs/>
+          <w:sz w:val="24"/>
+        </w:rPr>
+        <w:t>q</w:t>
+      </w:r>
+      <w:r>
+        <w:rPr>
+          <w:rFonts w:ascii="Times New Roman" w:eastAsiaTheme="minorEastAsia" w:hAnsi="Times New Roman" w:cs="Times New Roman"/>
+          <w:i/>
+          <w:iCs/>
+          <w:sz w:val="24"/>
+        </w:rPr>
+        <w:t xml:space="preserve">ué diferencia </w:t>
+      </w:r>
+      <w:r>
+        <w:rPr>
+          <w:rFonts w:ascii="Times New Roman" w:eastAsiaTheme="minorEastAsia" w:hAnsi="Times New Roman" w:cs="Times New Roman"/>
+          <w:i/>
+          <w:iCs/>
+          <w:sz w:val="24"/>
+        </w:rPr>
+        <w:t xml:space="preserve">se </w:t>
+      </w:r>
+      <w:r>
+        <w:rPr>
+          <w:rFonts w:ascii="Times New Roman" w:eastAsiaTheme="minorEastAsia" w:hAnsi="Times New Roman" w:cs="Times New Roman"/>
+          <w:i/>
+          <w:iCs/>
+          <w:sz w:val="24"/>
+        </w:rPr>
+        <w:t>encuentra respecto de la implementación? Justifi</w:t>
+      </w:r>
+      <w:r>
+        <w:rPr>
+          <w:rFonts w:ascii="Times New Roman" w:eastAsiaTheme="minorEastAsia" w:hAnsi="Times New Roman" w:cs="Times New Roman"/>
+          <w:i/>
+          <w:iCs/>
+          <w:sz w:val="24"/>
+        </w:rPr>
+        <w:t>car.</w:t>
+      </w:r>
+    </w:p>
+    <w:p>
+      <w:pPr>
+        <w:rPr>
+          <w:rFonts w:ascii="Times New Roman" w:eastAsiaTheme="minorEastAsia" w:hAnsi="Times New Roman" w:cs="Times New Roman"/>
+          <w:sz w:val="24"/>
+        </w:rPr>
+      </w:pPr>
+    </w:p>
+    <w:p>
+      <w:pPr>
+        <w:rPr>
+          <w:rFonts w:ascii="Times New Roman" w:eastAsiaTheme="minorEastAsia" w:hAnsi="Times New Roman" w:cs="Times New Roman"/>
+          <w:sz w:val="24"/>
+        </w:rPr>
+      </w:pPr>
+    </w:p>
+    <w:p>
+      <w:pPr>
+        <w:rPr>
+          <w:rFonts w:ascii="Times New Roman" w:eastAsiaTheme="minorEastAsia" w:hAnsi="Times New Roman" w:cs="Times New Roman"/>
+          <w:sz w:val="24"/>
+        </w:rPr>
+      </w:pPr>
+      <w:r>
+        <w:rPr>
+          <w:rFonts w:ascii="Times New Roman" w:eastAsiaTheme="minorEastAsia" w:hAnsi="Times New Roman" w:cs="Times New Roman"/>
+          <w:sz w:val="24"/>
+        </w:rPr>
+        <w:t xml:space="preserve">Si en lugar de usar un </w:t>
+      </w:r>
+      <w:r>
+        <w:rPr>
+          <w:rFonts w:ascii="Times New Roman" w:eastAsiaTheme="minorEastAsia" w:hAnsi="Times New Roman" w:cs="Times New Roman"/>
+          <w:i/>
+          <w:iCs/>
+          <w:sz w:val="24"/>
+        </w:rPr>
+        <w:t>ArrayList</w:t>
+      </w:r>
+      <w:r>
+        <w:rPr>
+          <w:rFonts w:ascii="Times New Roman" w:eastAsiaTheme="minorEastAsia" w:hAnsi="Times New Roman" w:cs="Times New Roman"/>
+          <w:sz w:val="24"/>
+        </w:rPr>
+        <w:t xml:space="preserve"> en el inciso anterior se hubiera usado un </w:t>
+      </w:r>
+      <w:r>
+        <w:rPr>
+          <w:rFonts w:ascii="Times New Roman" w:eastAsiaTheme="minorEastAsia" w:hAnsi="Times New Roman" w:cs="Times New Roman"/>
+          <w:i/>
+          <w:iCs/>
+          <w:sz w:val="24"/>
+        </w:rPr>
+        <w:t>LinkedList</w:t>
+      </w:r>
+      <w:r>
+        <w:rPr>
+          <w:rFonts w:ascii="Times New Roman" w:eastAsiaTheme="minorEastAsia" w:hAnsi="Times New Roman" w:cs="Times New Roman"/>
+          <w:sz w:val="24"/>
+        </w:rPr>
+        <w:t xml:space="preserve">, </w:t>
+      </w:r>
+      <w:r>
+        <w:rPr>
+          <w:rFonts w:ascii="Times New Roman" w:eastAsiaTheme="minorEastAsia" w:hAnsi="Times New Roman" w:cs="Times New Roman"/>
+          <w:sz w:val="24"/>
+        </w:rPr>
+        <w:t>el acceso a los números sería muy ineficiente, ya que hay que recorrer la lista</w:t>
+      </w:r>
+      <w:r>
+        <w:rPr>
+          <w:rFonts w:ascii="Times New Roman" w:eastAsiaTheme="minorEastAsia" w:hAnsi="Times New Roman" w:cs="Times New Roman"/>
+          <w:sz w:val="24"/>
+        </w:rPr>
+        <w:t>, no es directo</w:t>
+      </w:r>
+      <w:r>
+        <w:rPr>
+          <w:rFonts w:ascii="Times New Roman" w:eastAsiaTheme="minorEastAsia" w:hAnsi="Times New Roman" w:cs="Times New Roman"/>
+          <w:sz w:val="24"/>
+        </w:rPr>
+        <w:t>.</w:t>
+      </w:r>
+    </w:p>
+    <w:p>
+      <w:pPr>
+        <w:rPr>
+          <w:rFonts w:ascii="Times New Roman" w:eastAsiaTheme="minorEastAsia" w:hAnsi="Times New Roman" w:cs="Times New Roman"/>
+          <w:sz w:val="24"/>
+        </w:rPr>
+      </w:pPr>
+    </w:p>
+    <w:p>
+      <w:pPr>
+        <w:rPr>
+          <w:rFonts w:ascii="Times New Roman" w:eastAsiaTheme="minorEastAsia" w:hAnsi="Times New Roman" w:cs="Times New Roman"/>
+          <w:sz w:val="24"/>
+        </w:rPr>
+      </w:pPr>
+    </w:p>
+    <w:p>
+      <w:pPr>
+        <w:rPr>
+          <w:rFonts w:ascii="Times New Roman" w:eastAsiaTheme="minorEastAsia" w:hAnsi="Times New Roman" w:cs="Times New Roman"/>
+          <w:i/>
+          <w:iCs/>
+          <w:sz w:val="24"/>
+        </w:rPr>
+      </w:pPr>
+      <w:r>
+        <w:rPr>
+          <w:rFonts w:ascii="Times New Roman" w:eastAsiaTheme="minorEastAsia" w:hAnsi="Times New Roman" w:cs="Times New Roman"/>
+          <w:b/>
+          <w:bCs/>
+          <w:sz w:val="24"/>
+        </w:rPr>
+        <w:t>(c)</w:t>
+      </w:r>
+      <w:r>
+        <w:rPr>
+          <w:rFonts w:ascii="Times New Roman" w:eastAsiaTheme="minorEastAsia" w:hAnsi="Times New Roman" w:cs="Times New Roman"/>
+          <w:sz w:val="24"/>
+        </w:rPr>
+        <w:t xml:space="preserve"> </w:t>
+      </w:r>
+      <w:r>
+        <w:rPr>
+          <w:rFonts w:ascii="Times New Roman" w:eastAsiaTheme="minorEastAsia" w:hAnsi="Times New Roman" w:cs="Times New Roman"/>
+          <w:i/>
+          <w:iCs/>
+          <w:sz w:val="24"/>
+        </w:rPr>
+        <w:t xml:space="preserve">¿Existen otras alternativas para recorrer los elementos de la lista del </w:t>
+      </w:r>
+      <w:r>
+        <w:rPr>
+          <w:rFonts w:ascii="Times New Roman" w:eastAsiaTheme="minorEastAsia" w:hAnsi="Times New Roman" w:cs="Times New Roman"/>
+          <w:i/>
+          <w:iCs/>
+          <w:sz w:val="24"/>
+        </w:rPr>
+        <w:t>inciso (a)</w:t>
+      </w:r>
+      <w:r>
+        <w:rPr>
+          <w:rFonts w:ascii="Times New Roman" w:eastAsiaTheme="minorEastAsia" w:hAnsi="Times New Roman" w:cs="Times New Roman"/>
+          <w:i/>
+          <w:iCs/>
+          <w:sz w:val="24"/>
+        </w:rPr>
+        <w:t>?</w:t>
+      </w:r>
+    </w:p>
+    <w:p>
+      <w:pPr>
+        <w:rPr>
+          <w:rFonts w:ascii="Times New Roman" w:eastAsiaTheme="minorEastAsia" w:hAnsi="Times New Roman" w:cs="Times New Roman"/>
+          <w:sz w:val="24"/>
+        </w:rPr>
+      </w:pPr>
+    </w:p>
+    <w:p>
+      <w:pPr>
+        <w:rPr>
+          <w:rFonts w:ascii="Times New Roman" w:eastAsiaTheme="minorEastAsia" w:hAnsi="Times New Roman" w:cs="Times New Roman"/>
+          <w:sz w:val="24"/>
+        </w:rPr>
+      </w:pPr>
+    </w:p>
+    <w:p>
+      <w:pPr>
+        <w:rPr>
+          <w:rFonts w:ascii="Times New Roman" w:eastAsiaTheme="minorEastAsia" w:hAnsi="Times New Roman" w:cs="Times New Roman"/>
+          <w:sz w:val="24"/>
+        </w:rPr>
+      </w:pPr>
+      <w:r>
+        <w:rPr>
+          <w:rFonts w:ascii="Times New Roman" w:eastAsiaTheme="minorEastAsia" w:hAnsi="Times New Roman" w:cs="Times New Roman"/>
+          <w:sz w:val="24"/>
+        </w:rPr>
+        <w:t>Sí, existen otras alternativas para recorrer los elementos de la lista del inciso (a).</w:t>
+      </w:r>
+    </w:p>
+    <w:p>
+      <w:pPr>
+        <w:rPr>
+          <w:rFonts w:ascii="Times New Roman" w:eastAsiaTheme="minorEastAsia" w:hAnsi="Times New Roman" w:cs="Times New Roman"/>
+          <w:sz w:val="24"/>
+        </w:rPr>
+      </w:pPr>
+    </w:p>
+    <w:p>
+      <w:pPr>
+        <w:rPr>
+          <w:rFonts w:ascii="Times New Roman" w:eastAsiaTheme="minorEastAsia" w:hAnsi="Times New Roman" w:cs="Times New Roman"/>
+          <w:sz w:val="24"/>
+        </w:rPr>
+      </w:pPr>
+    </w:p>
+    <w:p>
+      <w:pPr>
+        <w:rPr>
+          <w:rFonts w:ascii="Times New Roman" w:eastAsiaTheme="minorEastAsia" w:hAnsi="Times New Roman" w:cs="Times New Roman"/>
+          <w:i/>
+          <w:iCs/>
+          <w:sz w:val="24"/>
+        </w:rPr>
+      </w:pPr>
+      <w:r>
+        <w:rPr>
+          <w:rFonts w:ascii="Times New Roman" w:eastAsiaTheme="minorEastAsia" w:hAnsi="Times New Roman" w:cs="Times New Roman"/>
+          <w:b/>
+          <w:bCs/>
+          <w:sz w:val="24"/>
+        </w:rPr>
+        <w:t>(d)</w:t>
+      </w:r>
+      <w:r>
+        <w:rPr>
+          <w:rFonts w:ascii="Times New Roman" w:eastAsiaTheme="minorEastAsia" w:hAnsi="Times New Roman" w:cs="Times New Roman"/>
+          <w:sz w:val="24"/>
+        </w:rPr>
+        <w:t xml:space="preserve"> </w:t>
+      </w:r>
+      <w:r>
+        <w:rPr>
+          <w:rFonts w:ascii="Times New Roman" w:eastAsiaTheme="minorEastAsia" w:hAnsi="Times New Roman" w:cs="Times New Roman"/>
+          <w:i/>
+          <w:iCs/>
+          <w:sz w:val="24"/>
+        </w:rPr>
+        <w:t>Escrib</w:t>
+      </w:r>
+      <w:r>
+        <w:rPr>
+          <w:rFonts w:ascii="Times New Roman" w:eastAsiaTheme="minorEastAsia" w:hAnsi="Times New Roman" w:cs="Times New Roman"/>
+          <w:i/>
+          <w:iCs/>
+          <w:sz w:val="24"/>
+        </w:rPr>
+        <w:t>ir</w:t>
+      </w:r>
+      <w:r>
+        <w:rPr>
+          <w:rFonts w:ascii="Times New Roman" w:eastAsiaTheme="minorEastAsia" w:hAnsi="Times New Roman" w:cs="Times New Roman"/>
+          <w:i/>
+          <w:iCs/>
+          <w:sz w:val="24"/>
+        </w:rPr>
+        <w:t xml:space="preserve"> un método que realice las siguientes acciones:</w:t>
+      </w:r>
+    </w:p>
+    <w:p>
+      <w:pPr>
+        <w:rPr>
+          <w:rFonts w:ascii="Times New Roman" w:eastAsiaTheme="minorEastAsia" w:hAnsi="Times New Roman" w:cs="Times New Roman"/>
+          <w:sz w:val="24"/>
+        </w:rPr>
+      </w:pPr>
+    </w:p>
+    <w:p>
+      <w:pPr>
+        <w:pStyle w:val="Prrafodelista"/>
+        <w:numPr>
+          <w:ilvl w:val="0"/>
+          <w:numId w:val="13"/>
+        </w:numPr>
+        <w:rPr>
+          <w:rFonts w:ascii="Times New Roman" w:eastAsiaTheme="minorEastAsia" w:hAnsi="Times New Roman" w:cs="Times New Roman"/>
+          <w:i/>
+          <w:iCs/>
+          <w:sz w:val="24"/>
+        </w:rPr>
+      </w:pPr>
+      <w:r>
+        <w:rPr>
+          <w:rFonts w:ascii="Times New Roman" w:eastAsiaTheme="minorEastAsia" w:hAnsi="Times New Roman" w:cs="Times New Roman"/>
+          <w:i/>
+          <w:iCs/>
+          <w:sz w:val="24"/>
+        </w:rPr>
+        <w:t>C</w:t>
+      </w:r>
+      <w:r>
+        <w:rPr>
+          <w:rFonts w:ascii="Times New Roman" w:eastAsiaTheme="minorEastAsia" w:hAnsi="Times New Roman" w:cs="Times New Roman"/>
+          <w:i/>
+          <w:iCs/>
+          <w:sz w:val="24"/>
+        </w:rPr>
+        <w:t>re</w:t>
+      </w:r>
+      <w:r>
+        <w:rPr>
+          <w:rFonts w:ascii="Times New Roman" w:eastAsiaTheme="minorEastAsia" w:hAnsi="Times New Roman" w:cs="Times New Roman"/>
+          <w:i/>
+          <w:iCs/>
+          <w:sz w:val="24"/>
+        </w:rPr>
+        <w:t>ar</w:t>
+      </w:r>
+      <w:r>
+        <w:rPr>
+          <w:rFonts w:ascii="Times New Roman" w:eastAsiaTheme="minorEastAsia" w:hAnsi="Times New Roman" w:cs="Times New Roman"/>
+          <w:i/>
+          <w:iCs/>
+          <w:sz w:val="24"/>
+        </w:rPr>
+        <w:t xml:space="preserve"> una lista que contenga 3 estudiantes</w:t>
+      </w:r>
+      <w:r>
+        <w:rPr>
+          <w:rFonts w:ascii="Times New Roman" w:eastAsiaTheme="minorEastAsia" w:hAnsi="Times New Roman" w:cs="Times New Roman"/>
+          <w:i/>
+          <w:iCs/>
+          <w:sz w:val="24"/>
+        </w:rPr>
+        <w:t>.</w:t>
+      </w:r>
+    </w:p>
+    <w:p>
+      <w:pPr>
+        <w:pStyle w:val="Prrafodelista"/>
+        <w:numPr>
+          <w:ilvl w:val="0"/>
+          <w:numId w:val="13"/>
+        </w:numPr>
+        <w:rPr>
+          <w:rFonts w:ascii="Times New Roman" w:eastAsiaTheme="minorEastAsia" w:hAnsi="Times New Roman" w:cs="Times New Roman"/>
+          <w:i/>
+          <w:iCs/>
+          <w:sz w:val="24"/>
+        </w:rPr>
+      </w:pPr>
+      <w:r>
+        <w:rPr>
+          <w:rFonts w:ascii="Times New Roman" w:eastAsiaTheme="minorEastAsia" w:hAnsi="Times New Roman" w:cs="Times New Roman"/>
+          <w:i/>
+          <w:iCs/>
+          <w:sz w:val="24"/>
+        </w:rPr>
+        <w:t>G</w:t>
+      </w:r>
+      <w:r>
+        <w:rPr>
+          <w:rFonts w:ascii="Times New Roman" w:eastAsiaTheme="minorEastAsia" w:hAnsi="Times New Roman" w:cs="Times New Roman"/>
+          <w:i/>
+          <w:iCs/>
+          <w:sz w:val="24"/>
+        </w:rPr>
+        <w:t>ener</w:t>
+      </w:r>
+      <w:r>
+        <w:rPr>
+          <w:rFonts w:ascii="Times New Roman" w:eastAsiaTheme="minorEastAsia" w:hAnsi="Times New Roman" w:cs="Times New Roman"/>
+          <w:i/>
+          <w:iCs/>
+          <w:sz w:val="24"/>
+        </w:rPr>
+        <w:t>ar</w:t>
+      </w:r>
+      <w:r>
+        <w:rPr>
+          <w:rFonts w:ascii="Times New Roman" w:eastAsiaTheme="minorEastAsia" w:hAnsi="Times New Roman" w:cs="Times New Roman"/>
+          <w:i/>
+          <w:iCs/>
+          <w:sz w:val="24"/>
+        </w:rPr>
+        <w:t xml:space="preserve"> una nueva lista que sea una copia de la lista </w:t>
+      </w:r>
+      <w:r>
+        <w:rPr>
+          <w:rFonts w:ascii="Times New Roman" w:eastAsiaTheme="minorEastAsia" w:hAnsi="Times New Roman" w:cs="Times New Roman"/>
+          <w:i/>
+          <w:iCs/>
+          <w:sz w:val="24"/>
+        </w:rPr>
+        <w:t>anterior.</w:t>
+      </w:r>
+    </w:p>
+    <w:p>
+      <w:pPr>
+        <w:pStyle w:val="Prrafodelista"/>
+        <w:numPr>
+          <w:ilvl w:val="0"/>
+          <w:numId w:val="13"/>
+        </w:numPr>
+        <w:rPr>
+          <w:rFonts w:ascii="Times New Roman" w:eastAsiaTheme="minorEastAsia" w:hAnsi="Times New Roman" w:cs="Times New Roman"/>
+          <w:i/>
+          <w:iCs/>
+          <w:sz w:val="24"/>
+        </w:rPr>
+      </w:pPr>
+      <w:r>
+        <w:rPr>
+          <w:rFonts w:ascii="Times New Roman" w:eastAsiaTheme="minorEastAsia" w:hAnsi="Times New Roman" w:cs="Times New Roman"/>
+          <w:i/>
+          <w:iCs/>
+          <w:sz w:val="24"/>
+        </w:rPr>
+        <w:t>I</w:t>
+      </w:r>
+      <w:r>
+        <w:rPr>
+          <w:rFonts w:ascii="Times New Roman" w:eastAsiaTheme="minorEastAsia" w:hAnsi="Times New Roman" w:cs="Times New Roman"/>
+          <w:i/>
+          <w:iCs/>
+          <w:sz w:val="24"/>
+        </w:rPr>
+        <w:t>mprim</w:t>
+      </w:r>
+      <w:r>
+        <w:rPr>
+          <w:rFonts w:ascii="Times New Roman" w:eastAsiaTheme="minorEastAsia" w:hAnsi="Times New Roman" w:cs="Times New Roman"/>
+          <w:i/>
+          <w:iCs/>
+          <w:sz w:val="24"/>
+        </w:rPr>
+        <w:t>ir</w:t>
+      </w:r>
+      <w:r>
+        <w:rPr>
+          <w:rFonts w:ascii="Times New Roman" w:eastAsiaTheme="minorEastAsia" w:hAnsi="Times New Roman" w:cs="Times New Roman"/>
+          <w:i/>
+          <w:iCs/>
+          <w:sz w:val="24"/>
+        </w:rPr>
+        <w:t xml:space="preserve"> el contenido de la lista original y el contenido de la nueva lista</w:t>
+      </w:r>
+      <w:r>
+        <w:rPr>
+          <w:rFonts w:ascii="Times New Roman" w:eastAsiaTheme="minorEastAsia" w:hAnsi="Times New Roman" w:cs="Times New Roman"/>
+          <w:i/>
+          <w:iCs/>
+          <w:sz w:val="24"/>
+        </w:rPr>
+        <w:t>.</w:t>
+      </w:r>
+    </w:p>
+    <w:p>
+      <w:pPr>
+        <w:pStyle w:val="Prrafodelista"/>
+        <w:numPr>
+          <w:ilvl w:val="0"/>
+          <w:numId w:val="13"/>
+        </w:numPr>
+        <w:rPr>
+          <w:rFonts w:ascii="Times New Roman" w:eastAsiaTheme="minorEastAsia" w:hAnsi="Times New Roman" w:cs="Times New Roman"/>
+          <w:i/>
+          <w:iCs/>
+          <w:sz w:val="24"/>
+        </w:rPr>
+      </w:pPr>
+      <w:r>
+        <w:rPr>
+          <w:rFonts w:ascii="Times New Roman" w:eastAsiaTheme="minorEastAsia" w:hAnsi="Times New Roman" w:cs="Times New Roman"/>
+          <w:i/>
+          <w:iCs/>
+          <w:sz w:val="24"/>
+        </w:rPr>
+        <w:t>M</w:t>
+      </w:r>
+      <w:r>
+        <w:rPr>
+          <w:rFonts w:ascii="Times New Roman" w:eastAsiaTheme="minorEastAsia" w:hAnsi="Times New Roman" w:cs="Times New Roman"/>
+          <w:i/>
+          <w:iCs/>
+          <w:sz w:val="24"/>
+        </w:rPr>
+        <w:t>odifi</w:t>
+      </w:r>
+      <w:r>
+        <w:rPr>
+          <w:rFonts w:ascii="Times New Roman" w:eastAsiaTheme="minorEastAsia" w:hAnsi="Times New Roman" w:cs="Times New Roman"/>
+          <w:i/>
+          <w:iCs/>
+          <w:sz w:val="24"/>
+        </w:rPr>
+        <w:t>car</w:t>
+      </w:r>
+      <w:r>
+        <w:rPr>
+          <w:rFonts w:ascii="Times New Roman" w:eastAsiaTheme="minorEastAsia" w:hAnsi="Times New Roman" w:cs="Times New Roman"/>
+          <w:i/>
+          <w:iCs/>
+          <w:sz w:val="24"/>
+        </w:rPr>
+        <w:t xml:space="preserve"> algún dato de los estudiantes</w:t>
+      </w:r>
+      <w:r>
+        <w:rPr>
+          <w:rFonts w:ascii="Times New Roman" w:eastAsiaTheme="minorEastAsia" w:hAnsi="Times New Roman" w:cs="Times New Roman"/>
+          <w:i/>
+          <w:iCs/>
+          <w:sz w:val="24"/>
+        </w:rPr>
+        <w:t>.</w:t>
+      </w:r>
+    </w:p>
+    <w:p>
+      <w:pPr>
+        <w:pStyle w:val="Prrafodelista"/>
+        <w:numPr>
+          <w:ilvl w:val="0"/>
+          <w:numId w:val="13"/>
+        </w:numPr>
+        <w:rPr>
+          <w:rFonts w:ascii="Times New Roman" w:eastAsiaTheme="minorEastAsia" w:hAnsi="Times New Roman" w:cs="Times New Roman"/>
+          <w:i/>
+          <w:iCs/>
+          <w:sz w:val="24"/>
+        </w:rPr>
+      </w:pPr>
+      <w:r>
+        <w:rPr>
+          <w:rFonts w:ascii="Times New Roman" w:eastAsiaTheme="minorEastAsia" w:hAnsi="Times New Roman" w:cs="Times New Roman"/>
+          <w:i/>
+          <w:iCs/>
+          <w:sz w:val="24"/>
+        </w:rPr>
+        <w:t>Volver</w:t>
+      </w:r>
+      <w:r>
+        <w:rPr>
+          <w:rFonts w:ascii="Times New Roman" w:eastAsiaTheme="minorEastAsia" w:hAnsi="Times New Roman" w:cs="Times New Roman"/>
+          <w:i/>
+          <w:iCs/>
+          <w:sz w:val="24"/>
+        </w:rPr>
+        <w:t xml:space="preserve"> a imprimir el contenido de la lista original y el contenido de la nueva lista. ¿Qué conclusiones </w:t>
+      </w:r>
+      <w:r>
+        <w:rPr>
+          <w:rFonts w:ascii="Times New Roman" w:eastAsiaTheme="minorEastAsia" w:hAnsi="Times New Roman" w:cs="Times New Roman"/>
+          <w:i/>
+          <w:iCs/>
+          <w:sz w:val="24"/>
+        </w:rPr>
+        <w:t xml:space="preserve">se </w:t>
+      </w:r>
+      <w:r>
+        <w:rPr>
+          <w:rFonts w:ascii="Times New Roman" w:eastAsiaTheme="minorEastAsia" w:hAnsi="Times New Roman" w:cs="Times New Roman"/>
+          <w:i/>
+          <w:iCs/>
+          <w:sz w:val="24"/>
+        </w:rPr>
+        <w:t>obtiene a partir de lo realizado?</w:t>
+      </w:r>
+    </w:p>
+    <w:p>
+      <w:pPr>
+        <w:pStyle w:val="Prrafodelista"/>
+        <w:numPr>
+          <w:ilvl w:val="0"/>
+          <w:numId w:val="13"/>
+        </w:numPr>
+        <w:rPr>
+          <w:rFonts w:ascii="Times New Roman" w:eastAsiaTheme="minorEastAsia" w:hAnsi="Times New Roman" w:cs="Times New Roman"/>
+          <w:i/>
+          <w:iCs/>
+          <w:sz w:val="24"/>
+        </w:rPr>
+      </w:pPr>
+      <w:r>
+        <w:rPr>
+          <w:rFonts w:ascii="Times New Roman" w:eastAsiaTheme="minorEastAsia" w:hAnsi="Times New Roman" w:cs="Times New Roman"/>
+          <w:i/>
+          <w:iCs/>
+          <w:sz w:val="24"/>
+        </w:rPr>
+        <w:t>¿Cuántas formas de copiar una lista existen? ¿Qué diferencias existen entre ellas?</w:t>
+      </w:r>
+    </w:p>
+    <w:p>
+      <w:pPr>
+        <w:rPr>
+          <w:rFonts w:ascii="Times New Roman" w:eastAsiaTheme="minorEastAsia" w:hAnsi="Times New Roman" w:cs="Times New Roman"/>
+          <w:sz w:val="24"/>
+        </w:rPr>
+      </w:pPr>
+    </w:p>
+    <w:p>
+      <w:pPr>
+        <w:rPr>
+          <w:rFonts w:ascii="Times New Roman" w:eastAsiaTheme="minorEastAsia" w:hAnsi="Times New Roman" w:cs="Times New Roman"/>
+          <w:i/>
+          <w:iCs/>
+          <w:sz w:val="24"/>
+        </w:rPr>
+      </w:pPr>
+      <w:r>
+        <w:rPr>
+          <w:rFonts w:ascii="Times New Roman" w:eastAsiaTheme="minorEastAsia" w:hAnsi="Times New Roman" w:cs="Times New Roman"/>
+          <w:b/>
+          <w:bCs/>
+          <w:sz w:val="24"/>
+        </w:rPr>
+        <w:t>(e)</w:t>
+      </w:r>
+      <w:r>
+        <w:rPr>
+          <w:rFonts w:ascii="Times New Roman" w:eastAsiaTheme="minorEastAsia" w:hAnsi="Times New Roman" w:cs="Times New Roman"/>
+          <w:sz w:val="24"/>
+        </w:rPr>
+        <w:t xml:space="preserve"> </w:t>
+      </w:r>
+      <w:r>
+        <w:rPr>
+          <w:rFonts w:ascii="Times New Roman" w:eastAsiaTheme="minorEastAsia" w:hAnsi="Times New Roman" w:cs="Times New Roman"/>
+          <w:i/>
+          <w:iCs/>
+          <w:sz w:val="24"/>
+        </w:rPr>
+        <w:t xml:space="preserve">A la lista del </w:t>
+      </w:r>
+      <w:r>
+        <w:rPr>
+          <w:rFonts w:ascii="Times New Roman" w:eastAsiaTheme="minorEastAsia" w:hAnsi="Times New Roman" w:cs="Times New Roman"/>
+          <w:i/>
+          <w:iCs/>
+          <w:sz w:val="24"/>
+        </w:rPr>
+        <w:t>inciso (d)</w:t>
+      </w:r>
+      <w:r>
+        <w:rPr>
+          <w:rFonts w:ascii="Times New Roman" w:eastAsiaTheme="minorEastAsia" w:hAnsi="Times New Roman" w:cs="Times New Roman"/>
+          <w:i/>
+          <w:iCs/>
+          <w:sz w:val="24"/>
+        </w:rPr>
+        <w:t>, agreg</w:t>
+      </w:r>
+      <w:r>
+        <w:rPr>
+          <w:rFonts w:ascii="Times New Roman" w:eastAsiaTheme="minorEastAsia" w:hAnsi="Times New Roman" w:cs="Times New Roman"/>
+          <w:i/>
+          <w:iCs/>
+          <w:sz w:val="24"/>
+        </w:rPr>
+        <w:t>ar</w:t>
+      </w:r>
+      <w:r>
+        <w:rPr>
+          <w:rFonts w:ascii="Times New Roman" w:eastAsiaTheme="minorEastAsia" w:hAnsi="Times New Roman" w:cs="Times New Roman"/>
+          <w:i/>
+          <w:iCs/>
+          <w:sz w:val="24"/>
+        </w:rPr>
+        <w:t xml:space="preserve"> un n</w:t>
+      </w:r>
+      <w:r>
+        <w:rPr>
+          <w:rFonts w:ascii="Times New Roman" w:eastAsiaTheme="minorEastAsia" w:hAnsi="Times New Roman" w:cs="Times New Roman"/>
+          <w:i/>
+          <w:iCs/>
+          <w:sz w:val="24"/>
+        </w:rPr>
+        <w:t>uevo estudiante. Antes de agregar, verifi</w:t>
+      </w:r>
+      <w:r>
+        <w:rPr>
+          <w:rFonts w:ascii="Times New Roman" w:eastAsiaTheme="minorEastAsia" w:hAnsi="Times New Roman" w:cs="Times New Roman"/>
+          <w:i/>
+          <w:iCs/>
+          <w:sz w:val="24"/>
+        </w:rPr>
+        <w:t>car</w:t>
+      </w:r>
+      <w:r>
+        <w:rPr>
+          <w:rFonts w:ascii="Times New Roman" w:eastAsiaTheme="minorEastAsia" w:hAnsi="Times New Roman" w:cs="Times New Roman"/>
+          <w:i/>
+          <w:iCs/>
+          <w:sz w:val="24"/>
+        </w:rPr>
+        <w:t xml:space="preserve"> que el estudiante no estaba inclu</w:t>
+      </w:r>
+      <w:r>
+        <w:rPr>
+          <w:rFonts w:ascii="Times New Roman" w:eastAsiaTheme="minorEastAsia" w:hAnsi="Times New Roman" w:cs="Times New Roman"/>
+          <w:i/>
+          <w:iCs/>
+          <w:sz w:val="24"/>
+        </w:rPr>
+        <w:t>í</w:t>
+      </w:r>
+      <w:r>
+        <w:rPr>
+          <w:rFonts w:ascii="Times New Roman" w:eastAsiaTheme="minorEastAsia" w:hAnsi="Times New Roman" w:cs="Times New Roman"/>
+          <w:i/>
+          <w:iCs/>
+          <w:sz w:val="24"/>
+        </w:rPr>
+        <w:t>do en la lista.</w:t>
+      </w:r>
+    </w:p>
+    <w:p>
+      <w:pPr>
+        <w:rPr>
+          <w:rFonts w:ascii="Times New Roman" w:eastAsiaTheme="minorEastAsia" w:hAnsi="Times New Roman" w:cs="Times New Roman"/>
+          <w:sz w:val="24"/>
+        </w:rPr>
+      </w:pPr>
+    </w:p>
+    <w:p>
+      <w:pPr>
+        <w:rPr>
+          <w:rFonts w:ascii="Times New Roman" w:eastAsiaTheme="minorEastAsia" w:hAnsi="Times New Roman" w:cs="Times New Roman"/>
+          <w:b/>
+          <w:bCs/>
+          <w:sz w:val="24"/>
+        </w:rPr>
+      </w:pPr>
+      <w:r>
+        <w:rPr>
+          <w:rFonts w:ascii="Times New Roman" w:eastAsiaTheme="minorEastAsia" w:hAnsi="Times New Roman" w:cs="Times New Roman"/>
+          <w:b/>
+          <w:bCs/>
+          <w:sz w:val="24"/>
+        </w:rPr>
+        <w:t>(f)</w:t>
+      </w:r>
+      <w:r>
+        <w:rPr>
+          <w:rFonts w:ascii="Times New Roman" w:eastAsiaTheme="minorEastAsia" w:hAnsi="Times New Roman" w:cs="Times New Roman"/>
+          <w:sz w:val="24"/>
+        </w:rPr>
+        <w:t xml:space="preserve"> </w:t>
+      </w:r>
+      <w:r>
+        <w:rPr>
+          <w:rFonts w:ascii="Times New Roman" w:eastAsiaTheme="minorEastAsia" w:hAnsi="Times New Roman" w:cs="Times New Roman"/>
+          <w:i/>
+          <w:iCs/>
+          <w:sz w:val="24"/>
+        </w:rPr>
+        <w:t>Escrib</w:t>
+      </w:r>
+      <w:r>
+        <w:rPr>
+          <w:rFonts w:ascii="Times New Roman" w:eastAsiaTheme="minorEastAsia" w:hAnsi="Times New Roman" w:cs="Times New Roman"/>
+          <w:i/>
+          <w:iCs/>
+          <w:sz w:val="24"/>
+        </w:rPr>
+        <w:t>ir</w:t>
+      </w:r>
+      <w:r>
+        <w:rPr>
+          <w:rFonts w:ascii="Times New Roman" w:eastAsiaTheme="minorEastAsia" w:hAnsi="Times New Roman" w:cs="Times New Roman"/>
+          <w:i/>
+          <w:iCs/>
+          <w:sz w:val="24"/>
+        </w:rPr>
+        <w:t xml:space="preserve"> un método que devuelva verdadero o falso si la secuencia almacenada en la lista es o no capicúa:</w:t>
+      </w:r>
+      <w:r>
+        <w:rPr>
+          <w:rFonts w:ascii="Times New Roman" w:eastAsiaTheme="minorEastAsia" w:hAnsi="Times New Roman" w:cs="Times New Roman"/>
+          <w:i/>
+          <w:iCs/>
+          <w:sz w:val="24"/>
+        </w:rPr>
+        <w:t xml:space="preserve"> </w:t>
+      </w:r>
+      <w:r>
+        <w:rPr>
+          <w:rFonts w:ascii="Times New Roman" w:eastAsiaTheme="minorEastAsia" w:hAnsi="Times New Roman" w:cs="Times New Roman"/>
+          <w:i/>
+          <w:iCs/>
+          <w:sz w:val="24"/>
+        </w:rPr>
+        <w:t>public boolean esCapicua(ArrayList&lt;Integer&gt; lista)</w:t>
+      </w:r>
+      <w:r>
+        <w:rPr>
+          <w:rFonts w:ascii="Times New Roman" w:eastAsiaTheme="minorEastAsia" w:hAnsi="Times New Roman" w:cs="Times New Roman"/>
+          <w:i/>
+          <w:iCs/>
+          <w:sz w:val="24"/>
+        </w:rPr>
+        <w:t>.</w:t>
+      </w:r>
+    </w:p>
+    <w:p>
+      <w:pPr>
+        <w:rPr>
+          <w:rFonts w:ascii="Times New Roman" w:eastAsiaTheme="minorEastAsia" w:hAnsi="Times New Roman" w:cs="Times New Roman"/>
+          <w:sz w:val="24"/>
+        </w:rPr>
+      </w:pPr>
+    </w:p>
+    <w:p>
+      <w:pPr>
+        <w:rPr>
+          <w:rFonts w:ascii="Times New Roman" w:eastAsiaTheme="minorEastAsia" w:hAnsi="Times New Roman" w:cs="Times New Roman"/>
+          <w:i/>
+          <w:iCs/>
+          <w:sz w:val="24"/>
+        </w:rPr>
+      </w:pPr>
+      <w:r>
+        <w:rPr>
+          <w:rFonts w:ascii="Times New Roman" w:eastAsiaTheme="minorEastAsia" w:hAnsi="Times New Roman" w:cs="Times New Roman"/>
+          <w:b/>
+          <w:bCs/>
+          <w:sz w:val="24"/>
+        </w:rPr>
+        <w:t>(g)</w:t>
+      </w:r>
+      <w:r>
+        <w:rPr>
+          <w:rFonts w:ascii="Times New Roman" w:eastAsiaTheme="minorEastAsia" w:hAnsi="Times New Roman" w:cs="Times New Roman"/>
+          <w:sz w:val="24"/>
+        </w:rPr>
+        <w:t xml:space="preserve"> </w:t>
+      </w:r>
+      <w:r>
+        <w:rPr>
+          <w:rFonts w:ascii="Times New Roman" w:eastAsiaTheme="minorEastAsia" w:hAnsi="Times New Roman" w:cs="Times New Roman"/>
+          <w:i/>
+          <w:iCs/>
+          <w:sz w:val="24"/>
+        </w:rPr>
+        <w:t>Consider</w:t>
+      </w:r>
+      <w:r>
+        <w:rPr>
+          <w:rFonts w:ascii="Times New Roman" w:eastAsiaTheme="minorEastAsia" w:hAnsi="Times New Roman" w:cs="Times New Roman"/>
+          <w:i/>
+          <w:iCs/>
+          <w:sz w:val="24"/>
+        </w:rPr>
+        <w:t>ar</w:t>
+      </w:r>
+      <w:r>
+        <w:rPr>
+          <w:rFonts w:ascii="Times New Roman" w:eastAsiaTheme="minorEastAsia" w:hAnsi="Times New Roman" w:cs="Times New Roman"/>
+          <w:i/>
+          <w:iCs/>
+          <w:sz w:val="24"/>
+        </w:rPr>
+        <w:t xml:space="preserve"> que se aplica la siguiente función de forma recursiva. A partir de un número n positivo se obtiene una sucesión que termina en 1:</w:t>
+      </w:r>
+    </w:p>
+    <w:p>
+      <w:pPr>
+        <w:rPr>
+          <w:rFonts w:ascii="Times New Roman" w:eastAsiaTheme="minorEastAsia" w:hAnsi="Times New Roman" w:cs="Times New Roman"/>
+          <w:sz w:val="24"/>
+        </w:rPr>
+      </w:pPr>
+    </w:p>
+    <w:p>
+      <w:pPr>
+        <w:jc w:val="left"/>
+        <w:rPr>
+          <w:rFonts w:ascii="Times New Roman" w:eastAsiaTheme="minorEastAsia" w:hAnsi="Times New Roman" w:cs="Times New Roman"/>
+          <w:i/>
+          <w:iCs/>
+          <w:sz w:val="24"/>
+        </w:rPr>
+      </w:pPr>
+      <w:r>
+        <w:rPr>
+          <w:rFonts w:ascii="Times New Roman" w:eastAsiaTheme="minorEastAsia" w:hAnsi="Times New Roman" w:cs="Times New Roman"/>
+          <w:i/>
+          <w:iCs/>
+          <w:sz w:val="24"/>
+        </w:rPr>
+        <w:t xml:space="preserve">f (n)= </w:t>
+      </w:r>
+      <m:oMath>
+        <m:d>
+          <m:dPr>
+            <m:begChr m:val="{"/>
+            <m:endChr m:val=""/>
+            <m:ctrlPr>
+              <w:rPr>
+                <w:rFonts w:ascii="Cambria Math" w:eastAsiaTheme="minorEastAsia" w:hAnsi="Cambria Math" w:cs="Times New Roman"/>
+                <w:i/>
+                <w:iCs/>
+                <w:sz w:val="24"/>
+              </w:rPr>
+            </m:ctrlPr>
+          </m:dPr>
+          <m:e>
+            <m:eqArr>
+              <m:eqArrPr>
+                <m:ctrlPr>
+                  <w:rPr>
+                    <w:rFonts w:ascii="Cambria Math" w:eastAsiaTheme="minorEastAsia" w:hAnsi="Cambria Math" w:cs="Times New Roman"/>
+                    <w:i/>
+                    <w:iCs/>
+                    <w:sz w:val="24"/>
+                  </w:rPr>
+                </m:ctrlPr>
+              </m:eqArrPr>
+              <m:e>
+                <m:f>
+                  <m:fPr>
+                    <m:ctrlPr>
+                      <w:rPr>
+                        <w:rFonts w:ascii="Cambria Math" w:eastAsiaTheme="minorEastAsia" w:hAnsi="Cambria Math" w:cs="Times New Roman"/>
+                        <w:i/>
+                        <w:iCs/>
+                        <w:sz w:val="24"/>
+                      </w:rPr>
+                    </m:ctrlPr>
+                  </m:fPr>
+                  <m:num>
+                    <m:r>
+                      <w:rPr>
+                        <w:rFonts w:ascii="Cambria Math" w:eastAsiaTheme="minorEastAsia" w:hAnsi="Cambria Math" w:cs="Times New Roman"/>
+                        <w:sz w:val="24"/>
+                      </w:rPr>
+                      <m:t>n</m:t>
+                    </m:r>
+                  </m:num>
+                  <m:den>
+                    <m:r>
+                      <w:rPr>
+                        <w:rFonts w:ascii="Cambria Math" w:eastAsiaTheme="minorEastAsia" w:hAnsi="Cambria Math" w:cs="Times New Roman"/>
+                        <w:sz w:val="24"/>
+                      </w:rPr>
+                      <m:t>2</m:t>
+                    </m:r>
+                  </m:den>
+                </m:f>
+                <m:r>
+                  <w:rPr>
+                    <w:rFonts w:ascii="Cambria Math" w:eastAsiaTheme="minorEastAsia" w:hAnsi="Cambria Math" w:cs="Times New Roman"/>
+                    <w:sz w:val="24"/>
+                  </w:rPr>
+                  <m:t>,si n es par</m:t>
+                </m:r>
+              </m:e>
+              <m:e>
+                <m:r>
+                  <w:rPr>
+                    <w:rFonts w:ascii="Cambria Math" w:eastAsiaTheme="minorEastAsia" w:hAnsi="Cambria Math" w:cs="Times New Roman"/>
+                    <w:sz w:val="24"/>
+                  </w:rPr>
+                  <m:t>3n+1,si n es impar</m:t>
+                </m:r>
+              </m:e>
+            </m:eqArr>
+          </m:e>
+        </m:d>
+      </m:oMath>
+      <w:r>
+        <w:rPr>
+          <w:rFonts w:ascii="Times New Roman" w:eastAsiaTheme="minorEastAsia" w:hAnsi="Times New Roman" w:cs="Times New Roman"/>
+          <w:i/>
+          <w:iCs/>
+          <w:sz w:val="24"/>
+        </w:rPr>
+        <w:t>.</w:t>
+      </w:r>
+    </w:p>
+    <w:p>
+      <w:pPr>
+        <w:rPr>
+          <w:rFonts w:ascii="Times New Roman" w:eastAsiaTheme="minorEastAsia" w:hAnsi="Times New Roman" w:cs="Times New Roman"/>
+          <w:sz w:val="24"/>
+        </w:rPr>
+      </w:pPr>
+    </w:p>
+    <w:p>
+      <w:pPr>
+        <w:rPr>
+          <w:rFonts w:ascii="Times New Roman" w:eastAsiaTheme="minorEastAsia" w:hAnsi="Times New Roman" w:cs="Times New Roman"/>
+          <w:i/>
+          <w:iCs/>
+          <w:sz w:val="24"/>
+          <w:lang w:val="es-MX"/>
+        </w:rPr>
+      </w:pPr>
+      <w:r>
+        <w:rPr>
+          <w:rFonts w:ascii="Times New Roman" w:eastAsiaTheme="minorEastAsia" w:hAnsi="Times New Roman" w:cs="Times New Roman"/>
+          <w:i/>
+          <w:iCs/>
+          <w:sz w:val="24"/>
+          <w:lang w:val="es-MX"/>
+        </w:rPr>
+        <w:t>Escrib</w:t>
+      </w:r>
+      <w:r>
+        <w:rPr>
+          <w:rFonts w:ascii="Times New Roman" w:eastAsiaTheme="minorEastAsia" w:hAnsi="Times New Roman" w:cs="Times New Roman"/>
+          <w:i/>
+          <w:iCs/>
+          <w:sz w:val="24"/>
+          <w:lang w:val="es-MX"/>
+        </w:rPr>
+        <w:t>ir</w:t>
+      </w:r>
+      <w:r>
+        <w:rPr>
+          <w:rFonts w:ascii="Times New Roman" w:eastAsiaTheme="minorEastAsia" w:hAnsi="Times New Roman" w:cs="Times New Roman"/>
+          <w:i/>
+          <w:iCs/>
+          <w:sz w:val="24"/>
+          <w:lang w:val="es-MX"/>
+        </w:rPr>
+        <w:t xml:space="preserve"> un programa recursivo que, a partir de un número n, devuelva una lista con cada miembro de la sucesión.</w:t>
+      </w:r>
+    </w:p>
+    <w:p>
+      <w:pPr>
+        <w:rPr>
+          <w:rFonts w:ascii="Times New Roman" w:eastAsiaTheme="minorEastAsia" w:hAnsi="Times New Roman" w:cs="Times New Roman"/>
+          <w:i/>
+          <w:iCs/>
+          <w:sz w:val="24"/>
+        </w:rPr>
+      </w:pPr>
+      <w:r>
+        <w:rPr>
+          <w:rFonts w:ascii="Times New Roman" w:eastAsiaTheme="minorEastAsia" w:hAnsi="Times New Roman" w:cs="Times New Roman"/>
+          <w:b/>
+          <w:bCs/>
+          <w:sz w:val="24"/>
+        </w:rPr>
+        <w:lastRenderedPageBreak/>
+        <w:t>(h)</w:t>
+      </w:r>
+      <w:r>
+        <w:rPr>
+          <w:rFonts w:ascii="Times New Roman" w:eastAsiaTheme="minorEastAsia" w:hAnsi="Times New Roman" w:cs="Times New Roman"/>
+          <w:sz w:val="24"/>
+        </w:rPr>
+        <w:t xml:space="preserve"> </w:t>
+      </w:r>
+      <w:r>
+        <w:rPr>
+          <w:rFonts w:ascii="Times New Roman" w:eastAsiaTheme="minorEastAsia" w:hAnsi="Times New Roman" w:cs="Times New Roman"/>
+          <w:i/>
+          <w:iCs/>
+          <w:sz w:val="24"/>
+        </w:rPr>
+        <w:t>Implement</w:t>
+      </w:r>
+      <w:r>
+        <w:rPr>
+          <w:rFonts w:ascii="Times New Roman" w:eastAsiaTheme="minorEastAsia" w:hAnsi="Times New Roman" w:cs="Times New Roman"/>
+          <w:i/>
+          <w:iCs/>
+          <w:sz w:val="24"/>
+        </w:rPr>
+        <w:t>ar</w:t>
+      </w:r>
+      <w:r>
+        <w:rPr>
+          <w:rFonts w:ascii="Times New Roman" w:eastAsiaTheme="minorEastAsia" w:hAnsi="Times New Roman" w:cs="Times New Roman"/>
+          <w:i/>
+          <w:iCs/>
+          <w:sz w:val="24"/>
+        </w:rPr>
+        <w:t xml:space="preserve"> un método recursivo que invierta el orden de los elementos en un ArrayList</w:t>
+      </w:r>
+      <w:r>
+        <w:rPr>
+          <w:rFonts w:ascii="Times New Roman" w:eastAsiaTheme="minorEastAsia" w:hAnsi="Times New Roman" w:cs="Times New Roman"/>
+          <w:i/>
+          <w:iCs/>
+          <w:sz w:val="24"/>
+        </w:rPr>
+        <w:t xml:space="preserve">: </w:t>
+      </w:r>
+      <w:r>
+        <w:rPr>
+          <w:rFonts w:ascii="Times New Roman" w:eastAsiaTheme="minorEastAsia" w:hAnsi="Times New Roman" w:cs="Times New Roman"/>
+          <w:i/>
+          <w:iCs/>
+          <w:sz w:val="24"/>
+        </w:rPr>
+        <w:t>public void invertirArrayList(ArrayList&lt;Integer&gt; lista)</w:t>
+      </w:r>
+      <w:r>
+        <w:rPr>
+          <w:rFonts w:ascii="Times New Roman" w:eastAsiaTheme="minorEastAsia" w:hAnsi="Times New Roman" w:cs="Times New Roman"/>
+          <w:i/>
+          <w:iCs/>
+          <w:sz w:val="24"/>
+        </w:rPr>
+        <w:t>.</w:t>
+      </w:r>
+    </w:p>
+    <w:p>
+      <w:pPr>
+        <w:rPr>
+          <w:rFonts w:ascii="Times New Roman" w:eastAsiaTheme="minorEastAsia" w:hAnsi="Times New Roman" w:cs="Times New Roman"/>
+          <w:sz w:val="24"/>
+        </w:rPr>
+      </w:pPr>
+    </w:p>
+    <w:p>
+      <w:pPr>
+        <w:rPr>
+          <w:rFonts w:ascii="Times New Roman" w:eastAsiaTheme="minorEastAsia" w:hAnsi="Times New Roman" w:cs="Times New Roman"/>
+          <w:i/>
+          <w:iCs/>
+          <w:sz w:val="24"/>
+        </w:rPr>
+      </w:pPr>
+      <w:r>
+        <w:rPr>
+          <w:rFonts w:ascii="Times New Roman" w:eastAsiaTheme="minorEastAsia" w:hAnsi="Times New Roman" w:cs="Times New Roman"/>
+          <w:b/>
+          <w:bCs/>
+          <w:sz w:val="24"/>
+        </w:rPr>
+        <w:t>(i)</w:t>
+      </w:r>
+      <w:r>
+        <w:rPr>
+          <w:rFonts w:ascii="Times New Roman" w:eastAsiaTheme="minorEastAsia" w:hAnsi="Times New Roman" w:cs="Times New Roman"/>
+          <w:sz w:val="24"/>
+        </w:rPr>
+        <w:t xml:space="preserve"> </w:t>
+      </w:r>
+      <w:r>
+        <w:rPr>
+          <w:rFonts w:ascii="Times New Roman" w:eastAsiaTheme="minorEastAsia" w:hAnsi="Times New Roman" w:cs="Times New Roman"/>
+          <w:i/>
+          <w:iCs/>
+          <w:sz w:val="24"/>
+        </w:rPr>
+        <w:t>Implement</w:t>
+      </w:r>
+      <w:r>
+        <w:rPr>
+          <w:rFonts w:ascii="Times New Roman" w:eastAsiaTheme="minorEastAsia" w:hAnsi="Times New Roman" w:cs="Times New Roman"/>
+          <w:i/>
+          <w:iCs/>
+          <w:sz w:val="24"/>
+        </w:rPr>
+        <w:t>ar</w:t>
+      </w:r>
+      <w:r>
+        <w:rPr>
+          <w:rFonts w:ascii="Times New Roman" w:eastAsiaTheme="minorEastAsia" w:hAnsi="Times New Roman" w:cs="Times New Roman"/>
+          <w:i/>
+          <w:iCs/>
+          <w:sz w:val="24"/>
+        </w:rPr>
+        <w:t xml:space="preserve"> un método recursivo que calcule la suma de los elementos en un LinkedList</w:t>
+      </w:r>
+      <w:r>
+        <w:rPr>
+          <w:rFonts w:ascii="Times New Roman" w:eastAsiaTheme="minorEastAsia" w:hAnsi="Times New Roman" w:cs="Times New Roman"/>
+          <w:i/>
+          <w:iCs/>
+          <w:sz w:val="24"/>
+        </w:rPr>
+        <w:t xml:space="preserve">: </w:t>
+      </w:r>
+      <w:r>
+        <w:rPr>
+          <w:rFonts w:ascii="Times New Roman" w:eastAsiaTheme="minorEastAsia" w:hAnsi="Times New Roman" w:cs="Times New Roman"/>
+          <w:i/>
+          <w:iCs/>
+          <w:sz w:val="24"/>
+        </w:rPr>
+        <w:t>public int sumarLinkedList(LinkedList&lt;Integer&gt; lista)</w:t>
+      </w:r>
+      <w:r>
+        <w:rPr>
+          <w:rFonts w:ascii="Times New Roman" w:eastAsiaTheme="minorEastAsia" w:hAnsi="Times New Roman" w:cs="Times New Roman"/>
+          <w:i/>
+          <w:iCs/>
+          <w:sz w:val="24"/>
+        </w:rPr>
+        <w:t>.</w:t>
+      </w:r>
+    </w:p>
+    <w:p>
+      <w:pPr>
+        <w:rPr>
+          <w:rFonts w:ascii="Times New Roman" w:eastAsiaTheme="minorEastAsia" w:hAnsi="Times New Roman" w:cs="Times New Roman"/>
+          <w:sz w:val="24"/>
+        </w:rPr>
+      </w:pPr>
+    </w:p>
+    <w:p>
+      <w:pPr>
+        <w:rPr>
+          <w:rFonts w:ascii="Times New Roman" w:eastAsiaTheme="minorEastAsia" w:hAnsi="Times New Roman" w:cs="Times New Roman"/>
+          <w:sz w:val="24"/>
+        </w:rPr>
+      </w:pPr>
+      <w:r>
+        <w:rPr>
+          <w:rFonts w:ascii="Times New Roman" w:eastAsiaTheme="minorEastAsia" w:hAnsi="Times New Roman" w:cs="Times New Roman"/>
+          <w:b/>
+          <w:bCs/>
+          <w:sz w:val="24"/>
+        </w:rPr>
+        <w:t>(j)</w:t>
+      </w:r>
+      <w:r>
+        <w:rPr>
+          <w:rFonts w:ascii="Times New Roman" w:eastAsiaTheme="minorEastAsia" w:hAnsi="Times New Roman" w:cs="Times New Roman"/>
+          <w:sz w:val="24"/>
+        </w:rPr>
+        <w:t xml:space="preserve"> </w:t>
+      </w:r>
+      <w:r>
+        <w:rPr>
+          <w:rFonts w:ascii="Times New Roman" w:eastAsiaTheme="minorEastAsia" w:hAnsi="Times New Roman" w:cs="Times New Roman"/>
+          <w:i/>
+          <w:iCs/>
+          <w:sz w:val="24"/>
+        </w:rPr>
+        <w:t>Implement</w:t>
+      </w:r>
+      <w:r>
+        <w:rPr>
+          <w:rFonts w:ascii="Times New Roman" w:eastAsiaTheme="minorEastAsia" w:hAnsi="Times New Roman" w:cs="Times New Roman"/>
+          <w:i/>
+          <w:iCs/>
+          <w:sz w:val="24"/>
+        </w:rPr>
+        <w:t>ar</w:t>
+      </w:r>
+      <w:r>
+        <w:rPr>
+          <w:rFonts w:ascii="Times New Roman" w:eastAsiaTheme="minorEastAsia" w:hAnsi="Times New Roman" w:cs="Times New Roman"/>
+          <w:i/>
+          <w:iCs/>
+          <w:sz w:val="24"/>
+        </w:rPr>
+        <w:t xml:space="preserve"> el método “combinarOrdenado” que reciba 2 listas de números ordenados y devuelva una nueva lista también ordenada conteniendo los elementos de las 2 listas</w:t>
+      </w:r>
+      <w:r>
+        <w:rPr>
+          <w:rFonts w:ascii="Times New Roman" w:eastAsiaTheme="minorEastAsia" w:hAnsi="Times New Roman" w:cs="Times New Roman"/>
+          <w:i/>
+          <w:iCs/>
+          <w:sz w:val="24"/>
+        </w:rPr>
+        <w:t xml:space="preserve">: </w:t>
+      </w:r>
+      <w:r>
+        <w:rPr>
+          <w:rFonts w:ascii="Times New Roman" w:eastAsiaTheme="minorEastAsia" w:hAnsi="Times New Roman" w:cs="Times New Roman"/>
+          <w:i/>
+          <w:iCs/>
+          <w:sz w:val="24"/>
+        </w:rPr>
+        <w:t>public ArrayList&lt;Integer&gt; combinarOrdenado(ArrayList&lt;Integer&gt; lista1, ArrayList&lt;Integer&gt; lista2)</w:t>
+      </w:r>
+      <w:r>
+        <w:rPr>
+          <w:rFonts w:ascii="Times New Roman" w:eastAsiaTheme="minorEastAsia" w:hAnsi="Times New Roman" w:cs="Times New Roman"/>
+          <w:i/>
+          <w:iCs/>
+          <w:sz w:val="24"/>
+        </w:rPr>
+        <w:t>.</w:t>
+      </w:r>
       <w:r>
         <w:rPr>
           <w:rFonts w:ascii="Times New Roman" w:eastAsiaTheme="minorEastAsia" w:hAnsi="Times New Roman" w:cs="Times New Roman"/>
@@ -3640,6 +5136,119 @@
     </w:lvl>
   </w:abstractNum>
   <w:abstractNum w:abstractNumId="1" w15:restartNumberingAfterBreak="0">
+    <w:nsid w:val="149F4316"/>
+    <w:multiLevelType w:val="hybridMultilevel"/>
+    <w:tmpl w:val="BB428B20"/>
+    <w:lvl w:ilvl="0" w:tplc="080A0001">
+      <w:start w:val="1"/>
+      <w:numFmt w:val="bullet"/>
+      <w:lvlText w:val=""/>
+      <w:lvlJc w:val="left"/>
+      <w:pPr>
+        <w:ind w:left="720" w:hanging="360"/>
+      </w:pPr>
+      <w:rPr>
+        <w:rFonts w:ascii="Symbol" w:hAnsi="Symbol" w:hint="default"/>
+      </w:rPr>
+    </w:lvl>
+    <w:lvl w:ilvl="1" w:tplc="080A0003" w:tentative="1">
+      <w:start w:val="1"/>
+      <w:numFmt w:val="bullet"/>
+      <w:lvlText w:val="o"/>
+      <w:lvlJc w:val="left"/>
+      <w:pPr>
+        <w:ind w:left="1440" w:hanging="360"/>
+      </w:pPr>
+      <w:rPr>
+        <w:rFonts w:ascii="Courier New" w:hAnsi="Courier New" w:cs="Courier New" w:hint="default"/>
+      </w:rPr>
+    </w:lvl>
+    <w:lvl w:ilvl="2" w:tplc="080A0005" w:tentative="1">
+      <w:start w:val="1"/>
+      <w:numFmt w:val="bullet"/>
+      <w:lvlText w:val=""/>
+      <w:lvlJc w:val="left"/>
+      <w:pPr>
+        <w:ind w:left="2160" w:hanging="360"/>
+      </w:pPr>
+      <w:rPr>
+        <w:rFonts w:ascii="Wingdings" w:hAnsi="Wingdings" w:hint="default"/>
+      </w:rPr>
+    </w:lvl>
+    <w:lvl w:ilvl="3" w:tplc="080A0001" w:tentative="1">
+      <w:start w:val="1"/>
+      <w:numFmt w:val="bullet"/>
+      <w:lvlText w:val=""/>
+      <w:lvlJc w:val="left"/>
+      <w:pPr>
+        <w:ind w:left="2880" w:hanging="360"/>
+      </w:pPr>
+      <w:rPr>
+        <w:rFonts w:ascii="Symbol" w:hAnsi="Symbol" w:hint="default"/>
+      </w:rPr>
+    </w:lvl>
+    <w:lvl w:ilvl="4" w:tplc="080A0003" w:tentative="1">
+      <w:start w:val="1"/>
+      <w:numFmt w:val="bullet"/>
+      <w:lvlText w:val="o"/>
+      <w:lvlJc w:val="left"/>
+      <w:pPr>
+        <w:ind w:left="3600" w:hanging="360"/>
+      </w:pPr>
+      <w:rPr>
+        <w:rFonts w:ascii="Courier New" w:hAnsi="Courier New" w:cs="Courier New" w:hint="default"/>
+      </w:rPr>
+    </w:lvl>
+    <w:lvl w:ilvl="5" w:tplc="080A0005" w:tentative="1">
+      <w:start w:val="1"/>
+      <w:numFmt w:val="bullet"/>
+      <w:lvlText w:val=""/>
+      <w:lvlJc w:val="left"/>
+      <w:pPr>
+        <w:ind w:left="4320" w:hanging="360"/>
+      </w:pPr>
+      <w:rPr>
+        <w:rFonts w:ascii="Wingdings" w:hAnsi="Wingdings" w:hint="default"/>
+      </w:rPr>
+    </w:lvl>
+    <w:lvl w:ilvl="6" w:tplc="080A0001" w:tentative="1">
+      <w:start w:val="1"/>
+      <w:numFmt w:val="bullet"/>
+      <w:lvlText w:val=""/>
+      <w:lvlJc w:val="left"/>
+      <w:pPr>
+        <w:ind w:left="5040" w:hanging="360"/>
+      </w:pPr>
+      <w:rPr>
+        <w:rFonts w:ascii="Symbol" w:hAnsi="Symbol" w:hint="default"/>
+      </w:rPr>
+    </w:lvl>
+    <w:lvl w:ilvl="7" w:tplc="080A0003" w:tentative="1">
+      <w:start w:val="1"/>
+      <w:numFmt w:val="bullet"/>
+      <w:lvlText w:val="o"/>
+      <w:lvlJc w:val="left"/>
+      <w:pPr>
+        <w:ind w:left="5760" w:hanging="360"/>
+      </w:pPr>
+      <w:rPr>
+        <w:rFonts w:ascii="Courier New" w:hAnsi="Courier New" w:cs="Courier New" w:hint="default"/>
+      </w:rPr>
+    </w:lvl>
+    <w:lvl w:ilvl="8" w:tplc="080A0005" w:tentative="1">
+      <w:start w:val="1"/>
+      <w:numFmt w:val="bullet"/>
+      <w:lvlText w:val=""/>
+      <w:lvlJc w:val="left"/>
+      <w:pPr>
+        <w:ind w:left="6480" w:hanging="360"/>
+      </w:pPr>
+      <w:rPr>
+        <w:rFonts w:ascii="Wingdings" w:hAnsi="Wingdings" w:hint="default"/>
+      </w:rPr>
+    </w:lvl>
+  </w:abstractNum>
+  <w:abstractNum w:abstractNumId="2" w15:restartNumberingAfterBreak="0">
     <w:nsid w:val="20F46957"/>
     <w:multiLevelType w:val="hybridMultilevel"/>
     <w:tmpl w:val="BC9E998E"/>
@@ -3752,7 +5361,7 @@
       </w:rPr>
     </w:lvl>
   </w:abstractNum>
-  <w:abstractNum w:abstractNumId="2" w15:restartNumberingAfterBreak="0">
+  <w:abstractNum w:abstractNumId="3" w15:restartNumberingAfterBreak="0">
     <w:nsid w:val="27FB094B"/>
     <w:multiLevelType w:val="hybridMultilevel"/>
     <w:tmpl w:val="6EAC57C4"/>
@@ -3865,7 +5474,7 @@
       </w:rPr>
     </w:lvl>
   </w:abstractNum>
-  <w:abstractNum w:abstractNumId="3" w15:restartNumberingAfterBreak="0">
+  <w:abstractNum w:abstractNumId="4" w15:restartNumberingAfterBreak="0">
     <w:nsid w:val="2E180B42"/>
     <w:multiLevelType w:val="hybridMultilevel"/>
     <w:tmpl w:val="4F06155E"/>
@@ -3978,7 +5587,7 @@
       </w:rPr>
     </w:lvl>
   </w:abstractNum>
-  <w:abstractNum w:abstractNumId="4" w15:restartNumberingAfterBreak="0">
+  <w:abstractNum w:abstractNumId="5" w15:restartNumberingAfterBreak="0">
     <w:nsid w:val="31723016"/>
     <w:multiLevelType w:val="hybridMultilevel"/>
     <w:tmpl w:val="F4D42CE4"/>
@@ -4091,7 +5700,7 @@
       </w:rPr>
     </w:lvl>
   </w:abstractNum>
-  <w:abstractNum w:abstractNumId="5" w15:restartNumberingAfterBreak="0">
+  <w:abstractNum w:abstractNumId="6" w15:restartNumberingAfterBreak="0">
     <w:nsid w:val="436D6731"/>
     <w:multiLevelType w:val="hybridMultilevel"/>
     <w:tmpl w:val="3F563EAA"/>
@@ -4177,7 +5786,7 @@
       </w:pPr>
     </w:lvl>
   </w:abstractNum>
-  <w:abstractNum w:abstractNumId="6" w15:restartNumberingAfterBreak="0">
+  <w:abstractNum w:abstractNumId="7" w15:restartNumberingAfterBreak="0">
     <w:nsid w:val="47AC5E99"/>
     <w:multiLevelType w:val="hybridMultilevel"/>
     <w:tmpl w:val="BEFA3418"/>
@@ -4290,7 +5899,7 @@
       </w:rPr>
     </w:lvl>
   </w:abstractNum>
-  <w:abstractNum w:abstractNumId="7" w15:restartNumberingAfterBreak="0">
+  <w:abstractNum w:abstractNumId="8" w15:restartNumberingAfterBreak="0">
     <w:nsid w:val="4C1037ED"/>
     <w:multiLevelType w:val="hybridMultilevel"/>
     <w:tmpl w:val="9A58A7F6"/>
@@ -4403,7 +6012,7 @@
       </w:rPr>
     </w:lvl>
   </w:abstractNum>
-  <w:abstractNum w:abstractNumId="8" w15:restartNumberingAfterBreak="0">
+  <w:abstractNum w:abstractNumId="9" w15:restartNumberingAfterBreak="0">
     <w:nsid w:val="4D4D4640"/>
     <w:multiLevelType w:val="hybridMultilevel"/>
     <w:tmpl w:val="82547694"/>
@@ -4516,7 +6125,7 @@
       </w:rPr>
     </w:lvl>
   </w:abstractNum>
-  <w:abstractNum w:abstractNumId="9" w15:restartNumberingAfterBreak="0">
+  <w:abstractNum w:abstractNumId="10" w15:restartNumberingAfterBreak="0">
     <w:nsid w:val="55E61AD4"/>
     <w:multiLevelType w:val="hybridMultilevel"/>
     <w:tmpl w:val="D1F8BF52"/>
@@ -4629,7 +6238,7 @@
       </w:rPr>
     </w:lvl>
   </w:abstractNum>
-  <w:abstractNum w:abstractNumId="10" w15:restartNumberingAfterBreak="0">
+  <w:abstractNum w:abstractNumId="11" w15:restartNumberingAfterBreak="0">
     <w:nsid w:val="60E16FFB"/>
     <w:multiLevelType w:val="hybridMultilevel"/>
     <w:tmpl w:val="67ACA672"/>
@@ -4742,7 +6351,7 @@
       </w:rPr>
     </w:lvl>
   </w:abstractNum>
-  <w:abstractNum w:abstractNumId="11" w15:restartNumberingAfterBreak="0">
+  <w:abstractNum w:abstractNumId="12" w15:restartNumberingAfterBreak="0">
     <w:nsid w:val="637E3733"/>
     <w:multiLevelType w:val="hybridMultilevel"/>
     <w:tmpl w:val="B628B700"/>
@@ -4856,40 +6465,43 @@
     </w:lvl>
   </w:abstractNum>
   <w:num w:numId="1" w16cid:durableId="2046521231">
+    <w:abstractNumId w:val="6"/>
+  </w:num>
+  <w:num w:numId="2" w16cid:durableId="1033728626">
+    <w:abstractNumId w:val="2"/>
+  </w:num>
+  <w:num w:numId="3" w16cid:durableId="1385451422">
+    <w:abstractNumId w:val="3"/>
+  </w:num>
+  <w:num w:numId="4" w16cid:durableId="1449085590">
+    <w:abstractNumId w:val="4"/>
+  </w:num>
+  <w:num w:numId="5" w16cid:durableId="2084141628">
     <w:abstractNumId w:val="5"/>
   </w:num>
-  <w:num w:numId="2" w16cid:durableId="1033728626">
-    <w:abstractNumId w:val="1"/>
-  </w:num>
-  <w:num w:numId="3" w16cid:durableId="1385451422">
-    <w:abstractNumId w:val="2"/>
-  </w:num>
-  <w:num w:numId="4" w16cid:durableId="1449085590">
-    <w:abstractNumId w:val="3"/>
-  </w:num>
-  <w:num w:numId="5" w16cid:durableId="2084141628">
-    <w:abstractNumId w:val="4"/>
-  </w:num>
   <w:num w:numId="6" w16cid:durableId="1906331558">
-    <w:abstractNumId w:val="9"/>
+    <w:abstractNumId w:val="10"/>
   </w:num>
   <w:num w:numId="7" w16cid:durableId="996879571">
-    <w:abstractNumId w:val="10"/>
+    <w:abstractNumId w:val="11"/>
   </w:num>
   <w:num w:numId="8" w16cid:durableId="822280320">
+    <w:abstractNumId w:val="8"/>
+  </w:num>
+  <w:num w:numId="9" w16cid:durableId="552011347">
     <w:abstractNumId w:val="7"/>
   </w:num>
-  <w:num w:numId="9" w16cid:durableId="552011347">
-    <w:abstractNumId w:val="6"/>
-  </w:num>
   <w:num w:numId="10" w16cid:durableId="1918127101">
-    <w:abstractNumId w:val="11"/>
+    <w:abstractNumId w:val="12"/>
   </w:num>
   <w:num w:numId="11" w16cid:durableId="349573661">
     <w:abstractNumId w:val="0"/>
   </w:num>
   <w:num w:numId="12" w16cid:durableId="1693530424">
-    <w:abstractNumId w:val="8"/>
+    <w:abstractNumId w:val="9"/>
+  </w:num>
+  <w:num w:numId="13" w16cid:durableId="882668241">
+    <w:abstractNumId w:val="1"/>
   </w:num>
 </w:numbering>
 </file>
@@ -5299,7 +6911,6 @@
   <w:style w:type="character" w:default="1" w:styleId="Fuentedeprrafopredeter">
     <w:name w:val="Default Paragraph Font"/>
     <w:uiPriority w:val="1"/>
-    <w:semiHidden/>
     <w:unhideWhenUsed/>
   </w:style>
   <w:style w:type="table" w:default="1" w:styleId="Tablanormal">

--- a/07. Algoritmos y Estructuras de Datos/Trabajo Práctico N° 1 (R).docx
+++ b/07. Algoritmos y Estructuras de Datos/Trabajo Práctico N° 1 (R).docx
@@ -2963,52 +2963,7 @@
           <w:iCs/>
           <w:sz w:val="24"/>
         </w:rPr>
-        <w:t xml:space="preserve">Uso de las estructuras de listas provistas por la API de Java. Para resolver este </w:t>
-      </w:r>
-      <w:r>
-        <w:rPr>
-          <w:rFonts w:ascii="Times New Roman" w:eastAsiaTheme="minorEastAsia" w:hAnsi="Times New Roman" w:cs="Times New Roman"/>
-          <w:i/>
-          <w:iCs/>
-          <w:sz w:val="24"/>
-        </w:rPr>
-        <w:t>ejercicio,</w:t>
-      </w:r>
-      <w:r>
-        <w:rPr>
-          <w:rFonts w:ascii="Times New Roman" w:eastAsiaTheme="minorEastAsia" w:hAnsi="Times New Roman" w:cs="Times New Roman"/>
-          <w:i/>
-          <w:iCs/>
-          <w:sz w:val="24"/>
-        </w:rPr>
-        <w:t xml:space="preserve"> cre</w:t>
-      </w:r>
-      <w:r>
-        <w:rPr>
-          <w:rFonts w:ascii="Times New Roman" w:eastAsiaTheme="minorEastAsia" w:hAnsi="Times New Roman" w:cs="Times New Roman"/>
-          <w:i/>
-          <w:iCs/>
-          <w:sz w:val="24"/>
-        </w:rPr>
-        <w:t>ar</w:t>
-      </w:r>
-      <w:r>
-        <w:rPr>
-          <w:rFonts w:ascii="Times New Roman" w:eastAsiaTheme="minorEastAsia" w:hAnsi="Times New Roman" w:cs="Times New Roman"/>
-          <w:i/>
-          <w:iCs/>
-          <w:sz w:val="24"/>
-        </w:rPr>
-        <w:t xml:space="preserve"> el paquete tp1.ejercicio7</w:t>
-      </w:r>
-      <w:r>
-        <w:rPr>
-          <w:rFonts w:ascii="Times New Roman" w:eastAsiaTheme="minorEastAsia" w:hAnsi="Times New Roman" w:cs="Times New Roman"/>
-          <w:i/>
-          <w:iCs/>
-          <w:sz w:val="24"/>
-        </w:rPr>
-        <w:t>.</w:t>
+        <w:t>Uso de las estructuras de listas provistas por la API de Java. Para resolver este ejercicio, crear el paquete tp1.ejercicio7.</w:t>
       </w:r>
     </w:p>
     <w:p>
@@ -3220,16 +3175,7 @@
           <w:iCs/>
           <w:sz w:val="24"/>
         </w:rPr>
-        <w:t>encuentra respecto de la implementación? Justifi</w:t>
-      </w:r>
-      <w:r>
-        <w:rPr>
-          <w:rFonts w:ascii="Times New Roman" w:eastAsiaTheme="minorEastAsia" w:hAnsi="Times New Roman" w:cs="Times New Roman"/>
-          <w:i/>
-          <w:iCs/>
-          <w:sz w:val="24"/>
-        </w:rPr>
-        <w:t>car.</w:t>
+        <w:t>encuentra respecto de la implementación? Justificar.</w:t>
       </w:r>
     </w:p>
     <w:p>
@@ -3364,25 +3310,7 @@
           <w:iCs/>
           <w:sz w:val="24"/>
         </w:rPr>
-        <w:t xml:space="preserve">¿Existen otras alternativas para recorrer los elementos de la lista del </w:t>
-      </w:r>
-      <w:r>
-        <w:rPr>
-          <w:rFonts w:ascii="Times New Roman" w:eastAsiaTheme="minorEastAsia" w:hAnsi="Times New Roman" w:cs="Times New Roman"/>
-          <w:i/>
-          <w:iCs/>
-          <w:sz w:val="24"/>
-        </w:rPr>
-        <w:t>inciso (a)</w:t>
-      </w:r>
-      <w:r>
-        <w:rPr>
-          <w:rFonts w:ascii="Times New Roman" w:eastAsiaTheme="minorEastAsia" w:hAnsi="Times New Roman" w:cs="Times New Roman"/>
-          <w:i/>
-          <w:iCs/>
-          <w:sz w:val="24"/>
-        </w:rPr>
-        <w:t>?</w:t>
+        <w:t>¿Existen otras alternativas para recorrer los elementos de la lista del inciso (a)?</w:t>
       </w:r>
     </w:p>
     <w:p>
@@ -3464,25 +3392,7 @@
           <w:iCs/>
           <w:sz w:val="24"/>
         </w:rPr>
-        <w:t>Escrib</w:t>
-      </w:r>
-      <w:r>
-        <w:rPr>
-          <w:rFonts w:ascii="Times New Roman" w:eastAsiaTheme="minorEastAsia" w:hAnsi="Times New Roman" w:cs="Times New Roman"/>
-          <w:i/>
-          <w:iCs/>
-          <w:sz w:val="24"/>
-        </w:rPr>
-        <w:t>ir</w:t>
-      </w:r>
-      <w:r>
-        <w:rPr>
-          <w:rFonts w:ascii="Times New Roman" w:eastAsiaTheme="minorEastAsia" w:hAnsi="Times New Roman" w:cs="Times New Roman"/>
-          <w:i/>
-          <w:iCs/>
-          <w:sz w:val="24"/>
-        </w:rPr>
-        <w:t xml:space="preserve"> un método que realice las siguientes acciones:</w:t>
+        <w:t>Escribir un método que realice las siguientes acciones:</w:t>
       </w:r>
     </w:p>
     <w:p>
@@ -3514,43 +3424,7 @@
           <w:iCs/>
           <w:sz w:val="24"/>
         </w:rPr>
-        <w:t>C</w:t>
-      </w:r>
-      <w:r>
-        <w:rPr>
-          <w:rFonts w:ascii="Times New Roman" w:eastAsiaTheme="minorEastAsia" w:hAnsi="Times New Roman" w:cs="Times New Roman"/>
-          <w:i/>
-          <w:iCs/>
-          <w:sz w:val="24"/>
-        </w:rPr>
-        <w:t>re</w:t>
-      </w:r>
-      <w:r>
-        <w:rPr>
-          <w:rFonts w:ascii="Times New Roman" w:eastAsiaTheme="minorEastAsia" w:hAnsi="Times New Roman" w:cs="Times New Roman"/>
-          <w:i/>
-          <w:iCs/>
-          <w:sz w:val="24"/>
-        </w:rPr>
-        <w:t>ar</w:t>
-      </w:r>
-      <w:r>
-        <w:rPr>
-          <w:rFonts w:ascii="Times New Roman" w:eastAsiaTheme="minorEastAsia" w:hAnsi="Times New Roman" w:cs="Times New Roman"/>
-          <w:i/>
-          <w:iCs/>
-          <w:sz w:val="24"/>
-        </w:rPr>
-        <w:t xml:space="preserve"> una lista que contenga 3 estudiantes</w:t>
-      </w:r>
-      <w:r>
-        <w:rPr>
-          <w:rFonts w:ascii="Times New Roman" w:eastAsiaTheme="minorEastAsia" w:hAnsi="Times New Roman" w:cs="Times New Roman"/>
-          <w:i/>
-          <w:iCs/>
-          <w:sz w:val="24"/>
-        </w:rPr>
-        <w:t>.</w:t>
+        <w:t>Crear una lista que contenga 3 estudiantes.</w:t>
       </w:r>
     </w:p>
     <w:p>
@@ -3574,43 +3448,7 @@
           <w:iCs/>
           <w:sz w:val="24"/>
         </w:rPr>
-        <w:t>G</w:t>
-      </w:r>
-      <w:r>
-        <w:rPr>
-          <w:rFonts w:ascii="Times New Roman" w:eastAsiaTheme="minorEastAsia" w:hAnsi="Times New Roman" w:cs="Times New Roman"/>
-          <w:i/>
-          <w:iCs/>
-          <w:sz w:val="24"/>
-        </w:rPr>
-        <w:t>ener</w:t>
-      </w:r>
-      <w:r>
-        <w:rPr>
-          <w:rFonts w:ascii="Times New Roman" w:eastAsiaTheme="minorEastAsia" w:hAnsi="Times New Roman" w:cs="Times New Roman"/>
-          <w:i/>
-          <w:iCs/>
-          <w:sz w:val="24"/>
-        </w:rPr>
-        <w:t>ar</w:t>
-      </w:r>
-      <w:r>
-        <w:rPr>
-          <w:rFonts w:ascii="Times New Roman" w:eastAsiaTheme="minorEastAsia" w:hAnsi="Times New Roman" w:cs="Times New Roman"/>
-          <w:i/>
-          <w:iCs/>
-          <w:sz w:val="24"/>
-        </w:rPr>
-        <w:t xml:space="preserve"> una nueva lista que sea una copia de la lista </w:t>
-      </w:r>
-      <w:r>
-        <w:rPr>
-          <w:rFonts w:ascii="Times New Roman" w:eastAsiaTheme="minorEastAsia" w:hAnsi="Times New Roman" w:cs="Times New Roman"/>
-          <w:i/>
-          <w:iCs/>
-          <w:sz w:val="24"/>
-        </w:rPr>
-        <w:t>anterior.</w:t>
+        <w:t>Generar una nueva lista que sea una copia de la lista anterior.</w:t>
       </w:r>
     </w:p>
     <w:p>
@@ -3634,43 +3472,7 @@
           <w:iCs/>
           <w:sz w:val="24"/>
         </w:rPr>
-        <w:t>I</w:t>
-      </w:r>
-      <w:r>
-        <w:rPr>
-          <w:rFonts w:ascii="Times New Roman" w:eastAsiaTheme="minorEastAsia" w:hAnsi="Times New Roman" w:cs="Times New Roman"/>
-          <w:i/>
-          <w:iCs/>
-          <w:sz w:val="24"/>
-        </w:rPr>
-        <w:t>mprim</w:t>
-      </w:r>
-      <w:r>
-        <w:rPr>
-          <w:rFonts w:ascii="Times New Roman" w:eastAsiaTheme="minorEastAsia" w:hAnsi="Times New Roman" w:cs="Times New Roman"/>
-          <w:i/>
-          <w:iCs/>
-          <w:sz w:val="24"/>
-        </w:rPr>
-        <w:t>ir</w:t>
-      </w:r>
-      <w:r>
-        <w:rPr>
-          <w:rFonts w:ascii="Times New Roman" w:eastAsiaTheme="minorEastAsia" w:hAnsi="Times New Roman" w:cs="Times New Roman"/>
-          <w:i/>
-          <w:iCs/>
-          <w:sz w:val="24"/>
-        </w:rPr>
-        <w:t xml:space="preserve"> el contenido de la lista original y el contenido de la nueva lista</w:t>
-      </w:r>
-      <w:r>
-        <w:rPr>
-          <w:rFonts w:ascii="Times New Roman" w:eastAsiaTheme="minorEastAsia" w:hAnsi="Times New Roman" w:cs="Times New Roman"/>
-          <w:i/>
-          <w:iCs/>
-          <w:sz w:val="24"/>
-        </w:rPr>
-        <w:t>.</w:t>
+        <w:t>Imprimir el contenido de la lista original y el contenido de la nueva lista.</w:t>
       </w:r>
     </w:p>
     <w:p>
@@ -3694,43 +3496,7 @@
           <w:iCs/>
           <w:sz w:val="24"/>
         </w:rPr>
-        <w:t>M</w:t>
-      </w:r>
-      <w:r>
-        <w:rPr>
-          <w:rFonts w:ascii="Times New Roman" w:eastAsiaTheme="minorEastAsia" w:hAnsi="Times New Roman" w:cs="Times New Roman"/>
-          <w:i/>
-          <w:iCs/>
-          <w:sz w:val="24"/>
-        </w:rPr>
-        <w:t>odifi</w:t>
-      </w:r>
-      <w:r>
-        <w:rPr>
-          <w:rFonts w:ascii="Times New Roman" w:eastAsiaTheme="minorEastAsia" w:hAnsi="Times New Roman" w:cs="Times New Roman"/>
-          <w:i/>
-          <w:iCs/>
-          <w:sz w:val="24"/>
-        </w:rPr>
-        <w:t>car</w:t>
-      </w:r>
-      <w:r>
-        <w:rPr>
-          <w:rFonts w:ascii="Times New Roman" w:eastAsiaTheme="minorEastAsia" w:hAnsi="Times New Roman" w:cs="Times New Roman"/>
-          <w:i/>
-          <w:iCs/>
-          <w:sz w:val="24"/>
-        </w:rPr>
-        <w:t xml:space="preserve"> algún dato de los estudiantes</w:t>
-      </w:r>
-      <w:r>
-        <w:rPr>
-          <w:rFonts w:ascii="Times New Roman" w:eastAsiaTheme="minorEastAsia" w:hAnsi="Times New Roman" w:cs="Times New Roman"/>
-          <w:i/>
-          <w:iCs/>
-          <w:sz w:val="24"/>
-        </w:rPr>
-        <w:t>.</w:t>
+        <w:t>Modificar algún dato de los estudiantes.</w:t>
       </w:r>
     </w:p>
     <w:p>
@@ -3754,34 +3520,7 @@
           <w:iCs/>
           <w:sz w:val="24"/>
         </w:rPr>
-        <w:t>Volver</w:t>
-      </w:r>
-      <w:r>
-        <w:rPr>
-          <w:rFonts w:ascii="Times New Roman" w:eastAsiaTheme="minorEastAsia" w:hAnsi="Times New Roman" w:cs="Times New Roman"/>
-          <w:i/>
-          <w:iCs/>
-          <w:sz w:val="24"/>
-        </w:rPr>
-        <w:t xml:space="preserve"> a imprimir el contenido de la lista original y el contenido de la nueva lista. ¿Qué conclusiones </w:t>
-      </w:r>
-      <w:r>
-        <w:rPr>
-          <w:rFonts w:ascii="Times New Roman" w:eastAsiaTheme="minorEastAsia" w:hAnsi="Times New Roman" w:cs="Times New Roman"/>
-          <w:i/>
-          <w:iCs/>
-          <w:sz w:val="24"/>
-        </w:rPr>
-        <w:t xml:space="preserve">se </w:t>
-      </w:r>
-      <w:r>
-        <w:rPr>
-          <w:rFonts w:ascii="Times New Roman" w:eastAsiaTheme="minorEastAsia" w:hAnsi="Times New Roman" w:cs="Times New Roman"/>
-          <w:i/>
-          <w:iCs/>
-          <w:sz w:val="24"/>
-        </w:rPr>
-        <w:t>obtiene a partir de lo realizado?</w:t>
+        <w:t>Volver a imprimir el contenido de la lista original y el contenido de la nueva lista. ¿Qué conclusiones se obtiene a partir de lo realizado?</w:t>
       </w:r>
     </w:p>
     <w:p>
@@ -3972,52 +3711,7 @@
           <w:iCs/>
           <w:sz w:val="24"/>
         </w:rPr>
-        <w:t>Escrib</w:t>
-      </w:r>
-      <w:r>
-        <w:rPr>
-          <w:rFonts w:ascii="Times New Roman" w:eastAsiaTheme="minorEastAsia" w:hAnsi="Times New Roman" w:cs="Times New Roman"/>
-          <w:i/>
-          <w:iCs/>
-          <w:sz w:val="24"/>
-        </w:rPr>
-        <w:t>ir</w:t>
-      </w:r>
-      <w:r>
-        <w:rPr>
-          <w:rFonts w:ascii="Times New Roman" w:eastAsiaTheme="minorEastAsia" w:hAnsi="Times New Roman" w:cs="Times New Roman"/>
-          <w:i/>
-          <w:iCs/>
-          <w:sz w:val="24"/>
-        </w:rPr>
-        <w:t xml:space="preserve"> un método que devuelva verdadero o falso si la secuencia almacenada en la lista es o no capicúa:</w:t>
-      </w:r>
-      <w:r>
-        <w:rPr>
-          <w:rFonts w:ascii="Times New Roman" w:eastAsiaTheme="minorEastAsia" w:hAnsi="Times New Roman" w:cs="Times New Roman"/>
-          <w:i/>
-          <w:iCs/>
-          <w:sz w:val="24"/>
-        </w:rPr>
-        <w:t xml:space="preserve"> </w:t>
-      </w:r>
-      <w:r>
-        <w:rPr>
-          <w:rFonts w:ascii="Times New Roman" w:eastAsiaTheme="minorEastAsia" w:hAnsi="Times New Roman" w:cs="Times New Roman"/>
-          <w:i/>
-          <w:iCs/>
-          <w:sz w:val="24"/>
-        </w:rPr>
-        <w:t>public boolean esCapicua(ArrayList&lt;Integer&gt; lista)</w:t>
-      </w:r>
-      <w:r>
-        <w:rPr>
-          <w:rFonts w:ascii="Times New Roman" w:eastAsiaTheme="minorEastAsia" w:hAnsi="Times New Roman" w:cs="Times New Roman"/>
-          <w:i/>
-          <w:iCs/>
-          <w:sz w:val="24"/>
-        </w:rPr>
-        <w:t>.</w:t>
+        <w:t>Escribir un método que devuelva verdadero o falso si la secuencia almacenada en la lista es o no capicúa: public boolean esCapicua(ArrayList&lt;Integer&gt; lista).</w:t>
       </w:r>
     </w:p>
     <w:p>
@@ -4211,38 +3905,16 @@
           <w:i/>
           <w:iCs/>
           <w:sz w:val="24"/>
-          <w:lang w:val="es-MX"/>
-        </w:rPr>
-      </w:pPr>
-      <w:r>
-        <w:rPr>
-          <w:rFonts w:ascii="Times New Roman" w:eastAsiaTheme="minorEastAsia" w:hAnsi="Times New Roman" w:cs="Times New Roman"/>
-          <w:i/>
-          <w:iCs/>
-          <w:sz w:val="24"/>
-          <w:lang w:val="es-MX"/>
-        </w:rPr>
-        <w:t>Escrib</w:t>
-      </w:r>
-      <w:r>
-        <w:rPr>
-          <w:rFonts w:ascii="Times New Roman" w:eastAsiaTheme="minorEastAsia" w:hAnsi="Times New Roman" w:cs="Times New Roman"/>
-          <w:i/>
-          <w:iCs/>
-          <w:sz w:val="24"/>
-          <w:lang w:val="es-MX"/>
-        </w:rPr>
-        <w:t>ir</w:t>
-      </w:r>
-      <w:r>
-        <w:rPr>
-          <w:rFonts w:ascii="Times New Roman" w:eastAsiaTheme="minorEastAsia" w:hAnsi="Times New Roman" w:cs="Times New Roman"/>
-          <w:i/>
-          <w:iCs/>
-          <w:sz w:val="24"/>
-          <w:lang w:val="es-MX"/>
-        </w:rPr>
-        <w:t xml:space="preserve"> un programa recursivo que, a partir de un número n, devuelva una lista con cada miembro de la sucesión.</w:t>
+        </w:rPr>
+      </w:pPr>
+      <w:r>
+        <w:rPr>
+          <w:rFonts w:ascii="Times New Roman" w:eastAsiaTheme="minorEastAsia" w:hAnsi="Times New Roman" w:cs="Times New Roman"/>
+          <w:i/>
+          <w:iCs/>
+          <w:sz w:val="24"/>
+        </w:rPr>
+        <w:t>Escribir un programa recursivo que, a partir de un número n, devuelva una lista con cada miembro de la sucesión.</w:t>
       </w:r>
     </w:p>
     <w:p>
@@ -4278,43 +3950,7 @@
           <w:iCs/>
           <w:sz w:val="24"/>
         </w:rPr>
-        <w:t>Implement</w:t>
-      </w:r>
-      <w:r>
-        <w:rPr>
-          <w:rFonts w:ascii="Times New Roman" w:eastAsiaTheme="minorEastAsia" w:hAnsi="Times New Roman" w:cs="Times New Roman"/>
-          <w:i/>
-          <w:iCs/>
-          <w:sz w:val="24"/>
-        </w:rPr>
-        <w:t>ar</w:t>
-      </w:r>
-      <w:r>
-        <w:rPr>
-          <w:rFonts w:ascii="Times New Roman" w:eastAsiaTheme="minorEastAsia" w:hAnsi="Times New Roman" w:cs="Times New Roman"/>
-          <w:i/>
-          <w:iCs/>
-          <w:sz w:val="24"/>
-        </w:rPr>
-        <w:t xml:space="preserve"> un método recursivo que invierta el orden de los elementos en un ArrayList</w:t>
-      </w:r>
-      <w:r>
-        <w:rPr>
-          <w:rFonts w:ascii="Times New Roman" w:eastAsiaTheme="minorEastAsia" w:hAnsi="Times New Roman" w:cs="Times New Roman"/>
-          <w:i/>
-          <w:iCs/>
-          <w:sz w:val="24"/>
-        </w:rPr>
-        <w:t xml:space="preserve">: </w:t>
-      </w:r>
-      <w:r>
-        <w:rPr>
-          <w:rFonts w:ascii="Times New Roman" w:eastAsiaTheme="minorEastAsia" w:hAnsi="Times New Roman" w:cs="Times New Roman"/>
-          <w:i/>
-          <w:iCs/>
-          <w:sz w:val="24"/>
-        </w:rPr>
-        <w:t>public void invertirArrayList(ArrayList&lt;Integer&gt; lista)</w:t>
+        <w:t>Implementar un método recursivo que invierta el orden de los elementos en un ArrayList: public void invertirArrayList(ArrayList&lt;Integer&gt; lista)</w:t>
       </w:r>
       <w:r>
         <w:rPr>
@@ -4366,43 +4002,7 @@
           <w:iCs/>
           <w:sz w:val="24"/>
         </w:rPr>
-        <w:t>Implement</w:t>
-      </w:r>
-      <w:r>
-        <w:rPr>
-          <w:rFonts w:ascii="Times New Roman" w:eastAsiaTheme="minorEastAsia" w:hAnsi="Times New Roman" w:cs="Times New Roman"/>
-          <w:i/>
-          <w:iCs/>
-          <w:sz w:val="24"/>
-        </w:rPr>
-        <w:t>ar</w:t>
-      </w:r>
-      <w:r>
-        <w:rPr>
-          <w:rFonts w:ascii="Times New Roman" w:eastAsiaTheme="minorEastAsia" w:hAnsi="Times New Roman" w:cs="Times New Roman"/>
-          <w:i/>
-          <w:iCs/>
-          <w:sz w:val="24"/>
-        </w:rPr>
-        <w:t xml:space="preserve"> un método recursivo que calcule la suma de los elementos en un LinkedList</w:t>
-      </w:r>
-      <w:r>
-        <w:rPr>
-          <w:rFonts w:ascii="Times New Roman" w:eastAsiaTheme="minorEastAsia" w:hAnsi="Times New Roman" w:cs="Times New Roman"/>
-          <w:i/>
-          <w:iCs/>
-          <w:sz w:val="24"/>
-        </w:rPr>
-        <w:t xml:space="preserve">: </w:t>
-      </w:r>
-      <w:r>
-        <w:rPr>
-          <w:rFonts w:ascii="Times New Roman" w:eastAsiaTheme="minorEastAsia" w:hAnsi="Times New Roman" w:cs="Times New Roman"/>
-          <w:i/>
-          <w:iCs/>
-          <w:sz w:val="24"/>
-        </w:rPr>
-        <w:t>public int sumarLinkedList(LinkedList&lt;Integer&gt; lista)</w:t>
+        <w:t>Implementar un método recursivo que calcule la suma de los elementos en un LinkedList: public int sumarLinkedList(LinkedList&lt;Integer&gt; lista)</w:t>
       </w:r>
       <w:r>
         <w:rPr>
@@ -4452,52 +4052,7 @@
           <w:iCs/>
           <w:sz w:val="24"/>
         </w:rPr>
-        <w:t>Implement</w:t>
-      </w:r>
-      <w:r>
-        <w:rPr>
-          <w:rFonts w:ascii="Times New Roman" w:eastAsiaTheme="minorEastAsia" w:hAnsi="Times New Roman" w:cs="Times New Roman"/>
-          <w:i/>
-          <w:iCs/>
-          <w:sz w:val="24"/>
-        </w:rPr>
-        <w:t>ar</w:t>
-      </w:r>
-      <w:r>
-        <w:rPr>
-          <w:rFonts w:ascii="Times New Roman" w:eastAsiaTheme="minorEastAsia" w:hAnsi="Times New Roman" w:cs="Times New Roman"/>
-          <w:i/>
-          <w:iCs/>
-          <w:sz w:val="24"/>
-        </w:rPr>
-        <w:t xml:space="preserve"> el método “combinarOrdenado” que reciba 2 listas de números ordenados y devuelva una nueva lista también ordenada conteniendo los elementos de las 2 listas</w:t>
-      </w:r>
-      <w:r>
-        <w:rPr>
-          <w:rFonts w:ascii="Times New Roman" w:eastAsiaTheme="minorEastAsia" w:hAnsi="Times New Roman" w:cs="Times New Roman"/>
-          <w:i/>
-          <w:iCs/>
-          <w:sz w:val="24"/>
-        </w:rPr>
-        <w:t xml:space="preserve">: </w:t>
-      </w:r>
-      <w:r>
-        <w:rPr>
-          <w:rFonts w:ascii="Times New Roman" w:eastAsiaTheme="minorEastAsia" w:hAnsi="Times New Roman" w:cs="Times New Roman"/>
-          <w:i/>
-          <w:iCs/>
-          <w:sz w:val="24"/>
-        </w:rPr>
-        <w:t>public ArrayList&lt;Integer&gt; combinarOrdenado(ArrayList&lt;Integer&gt; lista1, ArrayList&lt;Integer&gt; lista2)</w:t>
-      </w:r>
-      <w:r>
-        <w:rPr>
-          <w:rFonts w:ascii="Times New Roman" w:eastAsiaTheme="minorEastAsia" w:hAnsi="Times New Roman" w:cs="Times New Roman"/>
-          <w:i/>
-          <w:iCs/>
-          <w:sz w:val="24"/>
-        </w:rPr>
-        <w:t>.</w:t>
+        <w:t>Implementar el método “combinarOrdenado” que reciba 2 listas de números ordenados y devuelva una nueva lista también ordenada conteniendo los elementos de las 2 listas: public ArrayList&lt;Integer&gt; combinarOrdenado(ArrayList&lt;Integer&gt; lista1, ArrayList&lt;Integer&gt; lista2).</w:t>
       </w:r>
       <w:r>
         <w:rPr>
@@ -4541,6 +4096,850 @@
       <w:pPr>
         <w:rPr>
           <w:rFonts w:ascii="Times New Roman" w:eastAsiaTheme="minorEastAsia" w:hAnsi="Times New Roman" w:cs="Times New Roman"/>
+          <w:i/>
+          <w:iCs/>
+          <w:sz w:val="24"/>
+        </w:rPr>
+      </w:pPr>
+      <w:r>
+        <w:rPr>
+          <w:rFonts w:ascii="Times New Roman" w:eastAsiaTheme="minorEastAsia" w:hAnsi="Times New Roman" w:cs="Times New Roman"/>
+          <w:i/>
+          <w:iCs/>
+          <w:sz w:val="24"/>
+        </w:rPr>
+        <w:t>El objetivo de este punto es ejercitar el uso de la API de listas de Java y aplicar conceptos de la programación orientada a objetos. Sean las siguientes especificaciones de cola, cola circular y cola con 2 extremos disponibles, vistas en la explicación teórica:</w:t>
+      </w:r>
+    </w:p>
+    <w:p>
+      <w:pPr>
+        <w:rPr>
+          <w:rFonts w:ascii="Times New Roman" w:eastAsiaTheme="minorEastAsia" w:hAnsi="Times New Roman" w:cs="Times New Roman"/>
+          <w:sz w:val="24"/>
+        </w:rPr>
+      </w:pPr>
+    </w:p>
+    <w:p>
+      <w:pPr>
+        <w:jc w:val="center"/>
+        <w:rPr>
+          <w:rFonts w:ascii="Times New Roman" w:eastAsiaTheme="minorEastAsia" w:hAnsi="Times New Roman" w:cs="Times New Roman"/>
+          <w:sz w:val="24"/>
+        </w:rPr>
+      </w:pPr>
+      <w:r>
+        <w:rPr>
+          <w:rFonts w:ascii="Times New Roman" w:eastAsiaTheme="minorEastAsia" w:hAnsi="Times New Roman" w:cs="Times New Roman"/>
+          <w:sz w:val="24"/>
+        </w:rPr>
+        <w:drawing>
+          <wp:inline distT="0" distB="0" distL="0" distR="0" wp14:anchorId="04C0D474" wp14:editId="74A314E5">
+            <wp:extent cx="3229426" cy="3677163"/>
+            <wp:effectExtent l="0" t="0" r="9525" b="0"/>
+            <wp:docPr id="598634981" name="Imagen 1"/>
+            <wp:cNvGraphicFramePr>
+              <a:graphicFrameLocks xmlns:a="http://schemas.openxmlformats.org/drawingml/2006/main" noChangeAspect="1"/>
+            </wp:cNvGraphicFramePr>
+            <a:graphic xmlns:a="http://schemas.openxmlformats.org/drawingml/2006/main">
+              <a:graphicData uri="http://schemas.openxmlformats.org/drawingml/2006/picture">
+                <pic:pic xmlns:pic="http://schemas.openxmlformats.org/drawingml/2006/picture">
+                  <pic:nvPicPr>
+                    <pic:cNvPr id="598634981" name=""/>
+                    <pic:cNvPicPr/>
+                  </pic:nvPicPr>
+                  <pic:blipFill>
+                    <a:blip r:embed="rId8"/>
+                    <a:stretch>
+                      <a:fillRect/>
+                    </a:stretch>
+                  </pic:blipFill>
+                  <pic:spPr>
+                    <a:xfrm>
+                      <a:off x="0" y="0"/>
+                      <a:ext cx="3229426" cy="3677163"/>
+                    </a:xfrm>
+                    <a:prstGeom prst="rect">
+                      <a:avLst/>
+                    </a:prstGeom>
+                  </pic:spPr>
+                </pic:pic>
+              </a:graphicData>
+            </a:graphic>
+          </wp:inline>
+        </w:drawing>
+      </w:r>
+    </w:p>
+    <w:p>
+      <w:pPr>
+        <w:rPr>
+          <w:rFonts w:ascii="Times New Roman" w:eastAsiaTheme="minorEastAsia" w:hAnsi="Times New Roman" w:cs="Times New Roman"/>
+          <w:sz w:val="24"/>
+        </w:rPr>
+      </w:pPr>
+    </w:p>
+    <w:p>
+      <w:pPr>
+        <w:rPr>
+          <w:rFonts w:ascii="Times New Roman" w:eastAsiaTheme="minorEastAsia" w:hAnsi="Times New Roman" w:cs="Times New Roman"/>
+          <w:i/>
+          <w:iCs/>
+          <w:sz w:val="24"/>
+        </w:rPr>
+      </w:pPr>
+      <w:r>
+        <w:rPr>
+          <w:rFonts w:ascii="Times New Roman" w:eastAsiaTheme="minorEastAsia" w:hAnsi="Times New Roman" w:cs="Times New Roman"/>
+          <w:b/>
+          <w:bCs/>
+          <w:sz w:val="24"/>
+        </w:rPr>
+        <w:t>(a)</w:t>
+      </w:r>
+      <w:r>
+        <w:rPr>
+          <w:rFonts w:ascii="Times New Roman" w:eastAsiaTheme="minorEastAsia" w:hAnsi="Times New Roman" w:cs="Times New Roman"/>
+          <w:i/>
+          <w:iCs/>
+          <w:sz w:val="24"/>
+        </w:rPr>
+        <w:t xml:space="preserve"> </w:t>
+      </w:r>
+      <w:r>
+        <w:rPr>
+          <w:rFonts w:ascii="Times New Roman" w:eastAsiaTheme="minorEastAsia" w:hAnsi="Times New Roman" w:cs="Times New Roman"/>
+          <w:i/>
+          <w:iCs/>
+          <w:sz w:val="24"/>
+        </w:rPr>
+        <w:t>Implement</w:t>
+      </w:r>
+      <w:r>
+        <w:rPr>
+          <w:rFonts w:ascii="Times New Roman" w:eastAsiaTheme="minorEastAsia" w:hAnsi="Times New Roman" w:cs="Times New Roman"/>
+          <w:i/>
+          <w:iCs/>
+          <w:sz w:val="24"/>
+        </w:rPr>
+        <w:t xml:space="preserve">ar </w:t>
+      </w:r>
+      <w:r>
+        <w:rPr>
+          <w:rFonts w:ascii="Times New Roman" w:eastAsiaTheme="minorEastAsia" w:hAnsi="Times New Roman" w:cs="Times New Roman"/>
+          <w:i/>
+          <w:iCs/>
+          <w:sz w:val="24"/>
+        </w:rPr>
+        <w:t xml:space="preserve">en JAVA la clase </w:t>
+      </w:r>
+      <w:proofErr w:type="spellStart"/>
+      <w:r>
+        <w:rPr>
+          <w:rFonts w:ascii="Times New Roman" w:eastAsiaTheme="minorEastAsia" w:hAnsi="Times New Roman" w:cs="Times New Roman"/>
+          <w:i/>
+          <w:iCs/>
+          <w:sz w:val="24"/>
+        </w:rPr>
+        <w:t>Queue</w:t>
+      </w:r>
+      <w:proofErr w:type="spellEnd"/>
+      <w:r>
+        <w:rPr>
+          <w:rFonts w:ascii="Times New Roman" w:eastAsiaTheme="minorEastAsia" w:hAnsi="Times New Roman" w:cs="Times New Roman"/>
+          <w:i/>
+          <w:iCs/>
+          <w:sz w:val="24"/>
+        </w:rPr>
+        <w:t xml:space="preserve"> de acuerdo con la especificación dada en el diagrama de clases. Defi</w:t>
+      </w:r>
+      <w:r>
+        <w:rPr>
+          <w:rFonts w:ascii="Times New Roman" w:eastAsiaTheme="minorEastAsia" w:hAnsi="Times New Roman" w:cs="Times New Roman"/>
+          <w:i/>
+          <w:iCs/>
+          <w:sz w:val="24"/>
+        </w:rPr>
+        <w:t>nir</w:t>
+      </w:r>
+      <w:r>
+        <w:rPr>
+          <w:rFonts w:ascii="Times New Roman" w:eastAsiaTheme="minorEastAsia" w:hAnsi="Times New Roman" w:cs="Times New Roman"/>
+          <w:i/>
+          <w:iCs/>
+          <w:sz w:val="24"/>
+        </w:rPr>
+        <w:t xml:space="preserve"> esta clase dentro del paquete tp1.ejercicio8.</w:t>
+      </w:r>
+    </w:p>
+    <w:p>
+      <w:pPr>
+        <w:rPr>
+          <w:rFonts w:ascii="Times New Roman" w:eastAsiaTheme="minorEastAsia" w:hAnsi="Times New Roman" w:cs="Times New Roman"/>
+          <w:sz w:val="24"/>
+        </w:rPr>
+      </w:pPr>
+    </w:p>
+    <w:p>
+      <w:pPr>
+        <w:pStyle w:val="Prrafodelista"/>
+        <w:numPr>
+          <w:ilvl w:val="0"/>
+          <w:numId w:val="14"/>
+        </w:numPr>
+        <w:rPr>
+          <w:rFonts w:ascii="Times New Roman" w:eastAsiaTheme="minorEastAsia" w:hAnsi="Times New Roman" w:cs="Times New Roman"/>
+          <w:i/>
+          <w:iCs/>
+          <w:sz w:val="24"/>
+        </w:rPr>
+      </w:pPr>
+      <w:proofErr w:type="spellStart"/>
+      <w:r>
+        <w:rPr>
+          <w:rFonts w:ascii="Times New Roman" w:eastAsiaTheme="minorEastAsia" w:hAnsi="Times New Roman" w:cs="Times New Roman"/>
+          <w:i/>
+          <w:iCs/>
+          <w:sz w:val="24"/>
+        </w:rPr>
+        <w:t>Queue</w:t>
+      </w:r>
+      <w:proofErr w:type="spellEnd"/>
+      <w:r>
+        <w:rPr>
+          <w:rFonts w:ascii="Times New Roman" w:eastAsiaTheme="minorEastAsia" w:hAnsi="Times New Roman" w:cs="Times New Roman"/>
+          <w:i/>
+          <w:iCs/>
+          <w:sz w:val="24"/>
+        </w:rPr>
+        <w:t>()</w:t>
+      </w:r>
+      <w:r>
+        <w:rPr>
+          <w:rFonts w:ascii="Times New Roman" w:eastAsiaTheme="minorEastAsia" w:hAnsi="Times New Roman" w:cs="Times New Roman"/>
+          <w:i/>
+          <w:iCs/>
+          <w:sz w:val="24"/>
+        </w:rPr>
+        <w:t>:</w:t>
+      </w:r>
+      <w:r>
+        <w:rPr>
+          <w:rFonts w:ascii="Times New Roman" w:eastAsiaTheme="minorEastAsia" w:hAnsi="Times New Roman" w:cs="Times New Roman"/>
+          <w:i/>
+          <w:iCs/>
+          <w:sz w:val="24"/>
+        </w:rPr>
+        <w:t xml:space="preserve"> Constructor de la clase</w:t>
+      </w:r>
+      <w:r>
+        <w:rPr>
+          <w:rFonts w:ascii="Times New Roman" w:eastAsiaTheme="minorEastAsia" w:hAnsi="Times New Roman" w:cs="Times New Roman"/>
+          <w:i/>
+          <w:iCs/>
+          <w:sz w:val="24"/>
+        </w:rPr>
+        <w:t>.</w:t>
+      </w:r>
+    </w:p>
+    <w:p>
+      <w:pPr>
+        <w:pStyle w:val="Prrafodelista"/>
+        <w:numPr>
+          <w:ilvl w:val="0"/>
+          <w:numId w:val="14"/>
+        </w:numPr>
+        <w:rPr>
+          <w:rFonts w:ascii="Times New Roman" w:eastAsiaTheme="minorEastAsia" w:hAnsi="Times New Roman" w:cs="Times New Roman"/>
+          <w:i/>
+          <w:iCs/>
+          <w:sz w:val="24"/>
+        </w:rPr>
+      </w:pPr>
+      <w:proofErr w:type="spellStart"/>
+      <w:r>
+        <w:rPr>
+          <w:rFonts w:ascii="Times New Roman" w:eastAsiaTheme="minorEastAsia" w:hAnsi="Times New Roman" w:cs="Times New Roman"/>
+          <w:i/>
+          <w:iCs/>
+          <w:sz w:val="24"/>
+        </w:rPr>
+        <w:t>enqueue</w:t>
+      </w:r>
+      <w:proofErr w:type="spellEnd"/>
+      <w:r>
+        <w:rPr>
+          <w:rFonts w:ascii="Times New Roman" w:eastAsiaTheme="minorEastAsia" w:hAnsi="Times New Roman" w:cs="Times New Roman"/>
+          <w:i/>
+          <w:iCs/>
+          <w:sz w:val="24"/>
+        </w:rPr>
+        <w:t>(dato: T): Inserta el elemento al final de la cola</w:t>
+      </w:r>
+      <w:r>
+        <w:rPr>
+          <w:rFonts w:ascii="Times New Roman" w:eastAsiaTheme="minorEastAsia" w:hAnsi="Times New Roman" w:cs="Times New Roman"/>
+          <w:i/>
+          <w:iCs/>
+          <w:sz w:val="24"/>
+        </w:rPr>
+        <w:t>.</w:t>
+      </w:r>
+    </w:p>
+    <w:p>
+      <w:pPr>
+        <w:pStyle w:val="Prrafodelista"/>
+        <w:numPr>
+          <w:ilvl w:val="0"/>
+          <w:numId w:val="14"/>
+        </w:numPr>
+        <w:rPr>
+          <w:rFonts w:ascii="Times New Roman" w:eastAsiaTheme="minorEastAsia" w:hAnsi="Times New Roman" w:cs="Times New Roman"/>
+          <w:i/>
+          <w:iCs/>
+          <w:sz w:val="24"/>
+        </w:rPr>
+      </w:pPr>
+      <w:proofErr w:type="spellStart"/>
+      <w:r>
+        <w:rPr>
+          <w:rFonts w:ascii="Times New Roman" w:eastAsiaTheme="minorEastAsia" w:hAnsi="Times New Roman" w:cs="Times New Roman"/>
+          <w:i/>
+          <w:iCs/>
+          <w:sz w:val="24"/>
+        </w:rPr>
+        <w:t>dequeue</w:t>
+      </w:r>
+      <w:proofErr w:type="spellEnd"/>
+      <w:r>
+        <w:rPr>
+          <w:rFonts w:ascii="Times New Roman" w:eastAsiaTheme="minorEastAsia" w:hAnsi="Times New Roman" w:cs="Times New Roman"/>
+          <w:i/>
+          <w:iCs/>
+          <w:sz w:val="24"/>
+        </w:rPr>
+        <w:t>():T Elimina el elemento del frente de la cola y lo retorna. Si la cola está vacía</w:t>
+      </w:r>
+      <w:r>
+        <w:rPr>
+          <w:rFonts w:ascii="Times New Roman" w:eastAsiaTheme="minorEastAsia" w:hAnsi="Times New Roman" w:cs="Times New Roman"/>
+          <w:i/>
+          <w:iCs/>
+          <w:sz w:val="24"/>
+        </w:rPr>
+        <w:t>,</w:t>
+      </w:r>
+      <w:r>
+        <w:rPr>
+          <w:rFonts w:ascii="Times New Roman" w:eastAsiaTheme="minorEastAsia" w:hAnsi="Times New Roman" w:cs="Times New Roman"/>
+          <w:i/>
+          <w:iCs/>
+          <w:sz w:val="24"/>
+        </w:rPr>
+        <w:t xml:space="preserve"> se produce un error.</w:t>
+      </w:r>
+      <w:r>
+        <w:rPr>
+          <w:rFonts w:ascii="Times New Roman" w:eastAsiaTheme="minorEastAsia" w:hAnsi="Times New Roman" w:cs="Times New Roman"/>
+          <w:i/>
+          <w:iCs/>
+          <w:sz w:val="24"/>
+        </w:rPr>
+        <w:t>.</w:t>
+      </w:r>
+    </w:p>
+    <w:p>
+      <w:pPr>
+        <w:pStyle w:val="Prrafodelista"/>
+        <w:numPr>
+          <w:ilvl w:val="0"/>
+          <w:numId w:val="14"/>
+        </w:numPr>
+        <w:rPr>
+          <w:rFonts w:ascii="Times New Roman" w:eastAsiaTheme="minorEastAsia" w:hAnsi="Times New Roman" w:cs="Times New Roman"/>
+          <w:i/>
+          <w:iCs/>
+          <w:sz w:val="24"/>
+        </w:rPr>
+      </w:pPr>
+      <w:r>
+        <w:rPr>
+          <w:rFonts w:ascii="Times New Roman" w:eastAsiaTheme="minorEastAsia" w:hAnsi="Times New Roman" w:cs="Times New Roman"/>
+          <w:i/>
+          <w:iCs/>
+          <w:sz w:val="24"/>
+        </w:rPr>
+        <w:t>head(): T Retorna el elemento del frente de la cola. Si la cola está vacía</w:t>
+      </w:r>
+      <w:r>
+        <w:rPr>
+          <w:rFonts w:ascii="Times New Roman" w:eastAsiaTheme="minorEastAsia" w:hAnsi="Times New Roman" w:cs="Times New Roman"/>
+          <w:i/>
+          <w:iCs/>
+          <w:sz w:val="24"/>
+        </w:rPr>
+        <w:t>,</w:t>
+      </w:r>
+      <w:r>
+        <w:rPr>
+          <w:rFonts w:ascii="Times New Roman" w:eastAsiaTheme="minorEastAsia" w:hAnsi="Times New Roman" w:cs="Times New Roman"/>
+          <w:i/>
+          <w:iCs/>
+          <w:sz w:val="24"/>
+        </w:rPr>
+        <w:t xml:space="preserve"> se produce un error.</w:t>
+      </w:r>
+    </w:p>
+    <w:p>
+      <w:pPr>
+        <w:pStyle w:val="Prrafodelista"/>
+        <w:numPr>
+          <w:ilvl w:val="0"/>
+          <w:numId w:val="14"/>
+        </w:numPr>
+        <w:rPr>
+          <w:rFonts w:ascii="Times New Roman" w:eastAsiaTheme="minorEastAsia" w:hAnsi="Times New Roman" w:cs="Times New Roman"/>
+          <w:i/>
+          <w:iCs/>
+          <w:sz w:val="24"/>
+        </w:rPr>
+      </w:pPr>
+      <w:proofErr w:type="spellStart"/>
+      <w:r>
+        <w:rPr>
+          <w:rFonts w:ascii="Times New Roman" w:eastAsiaTheme="minorEastAsia" w:hAnsi="Times New Roman" w:cs="Times New Roman"/>
+          <w:i/>
+          <w:iCs/>
+          <w:sz w:val="24"/>
+        </w:rPr>
+        <w:t>isEmpty</w:t>
+      </w:r>
+      <w:proofErr w:type="spellEnd"/>
+      <w:r>
+        <w:rPr>
+          <w:rFonts w:ascii="Times New Roman" w:eastAsiaTheme="minorEastAsia" w:hAnsi="Times New Roman" w:cs="Times New Roman"/>
+          <w:i/>
+          <w:iCs/>
+          <w:sz w:val="24"/>
+        </w:rPr>
+        <w:t>(): boolean Retorna verdadero si la cola no tiene elementos y falso en caso contrario</w:t>
+      </w:r>
+      <w:r>
+        <w:rPr>
+          <w:rFonts w:ascii="Times New Roman" w:eastAsiaTheme="minorEastAsia" w:hAnsi="Times New Roman" w:cs="Times New Roman"/>
+          <w:i/>
+          <w:iCs/>
+          <w:sz w:val="24"/>
+        </w:rPr>
+        <w:t>.</w:t>
+      </w:r>
+    </w:p>
+    <w:p>
+      <w:pPr>
+        <w:pStyle w:val="Prrafodelista"/>
+        <w:numPr>
+          <w:ilvl w:val="0"/>
+          <w:numId w:val="14"/>
+        </w:numPr>
+        <w:rPr>
+          <w:rFonts w:ascii="Times New Roman" w:eastAsiaTheme="minorEastAsia" w:hAnsi="Times New Roman" w:cs="Times New Roman"/>
+          <w:i/>
+          <w:iCs/>
+          <w:sz w:val="24"/>
+        </w:rPr>
+      </w:pPr>
+      <w:proofErr w:type="spellStart"/>
+      <w:r>
+        <w:rPr>
+          <w:rFonts w:ascii="Times New Roman" w:eastAsiaTheme="minorEastAsia" w:hAnsi="Times New Roman" w:cs="Times New Roman"/>
+          <w:i/>
+          <w:iCs/>
+          <w:sz w:val="24"/>
+        </w:rPr>
+        <w:t>size</w:t>
+      </w:r>
+      <w:proofErr w:type="spellEnd"/>
+      <w:r>
+        <w:rPr>
+          <w:rFonts w:ascii="Times New Roman" w:eastAsiaTheme="minorEastAsia" w:hAnsi="Times New Roman" w:cs="Times New Roman"/>
+          <w:i/>
+          <w:iCs/>
+          <w:sz w:val="24"/>
+        </w:rPr>
+        <w:t>():</w:t>
+      </w:r>
+      <w:r>
+        <w:rPr>
+          <w:rFonts w:ascii="Times New Roman" w:eastAsiaTheme="minorEastAsia" w:hAnsi="Times New Roman" w:cs="Times New Roman"/>
+          <w:i/>
+          <w:iCs/>
+          <w:sz w:val="24"/>
+        </w:rPr>
+        <w:t xml:space="preserve"> </w:t>
+      </w:r>
+      <w:r>
+        <w:rPr>
+          <w:rFonts w:ascii="Times New Roman" w:eastAsiaTheme="minorEastAsia" w:hAnsi="Times New Roman" w:cs="Times New Roman"/>
+          <w:i/>
+          <w:iCs/>
+          <w:sz w:val="24"/>
+        </w:rPr>
+        <w:t>int Retorna la cantidad de elementos de la cola.</w:t>
+      </w:r>
+    </w:p>
+    <w:p>
+      <w:pPr>
+        <w:pStyle w:val="Prrafodelista"/>
+        <w:numPr>
+          <w:ilvl w:val="0"/>
+          <w:numId w:val="14"/>
+        </w:numPr>
+        <w:rPr>
+          <w:rFonts w:ascii="Times New Roman" w:eastAsiaTheme="minorEastAsia" w:hAnsi="Times New Roman" w:cs="Times New Roman"/>
+          <w:i/>
+          <w:iCs/>
+          <w:sz w:val="24"/>
+        </w:rPr>
+      </w:pPr>
+      <w:r>
+        <w:rPr>
+          <w:rFonts w:ascii="Times New Roman" w:eastAsiaTheme="minorEastAsia" w:hAnsi="Times New Roman" w:cs="Times New Roman"/>
+          <w:i/>
+          <w:iCs/>
+          <w:sz w:val="24"/>
+        </w:rPr>
+        <w:t>toString(): String Retorna los elementos de la cola en un String</w:t>
+      </w:r>
+      <w:r>
+        <w:rPr>
+          <w:rFonts w:ascii="Times New Roman" w:eastAsiaTheme="minorEastAsia" w:hAnsi="Times New Roman" w:cs="Times New Roman"/>
+          <w:i/>
+          <w:iCs/>
+          <w:sz w:val="24"/>
+        </w:rPr>
+        <w:t>.</w:t>
+      </w:r>
+    </w:p>
+    <w:p>
+      <w:pPr>
+        <w:rPr>
+          <w:rFonts w:ascii="Times New Roman" w:eastAsiaTheme="minorEastAsia" w:hAnsi="Times New Roman" w:cs="Times New Roman"/>
+          <w:sz w:val="24"/>
+        </w:rPr>
+      </w:pPr>
+    </w:p>
+    <w:p>
+      <w:pPr>
+        <w:rPr>
+          <w:rFonts w:ascii="Times New Roman" w:eastAsiaTheme="minorEastAsia" w:hAnsi="Times New Roman" w:cs="Times New Roman"/>
+          <w:i/>
+          <w:iCs/>
+          <w:sz w:val="24"/>
+        </w:rPr>
+      </w:pPr>
+      <w:r>
+        <w:rPr>
+          <w:rFonts w:ascii="Times New Roman" w:eastAsiaTheme="minorEastAsia" w:hAnsi="Times New Roman" w:cs="Times New Roman"/>
+          <w:b/>
+          <w:bCs/>
+          <w:sz w:val="24"/>
+        </w:rPr>
+        <w:t>(</w:t>
+      </w:r>
+      <w:r>
+        <w:rPr>
+          <w:rFonts w:ascii="Times New Roman" w:eastAsiaTheme="minorEastAsia" w:hAnsi="Times New Roman" w:cs="Times New Roman"/>
+          <w:b/>
+          <w:bCs/>
+          <w:sz w:val="24"/>
+        </w:rPr>
+        <w:t>b</w:t>
+      </w:r>
+      <w:r>
+        <w:rPr>
+          <w:rFonts w:ascii="Times New Roman" w:eastAsiaTheme="minorEastAsia" w:hAnsi="Times New Roman" w:cs="Times New Roman"/>
+          <w:b/>
+          <w:bCs/>
+          <w:sz w:val="24"/>
+        </w:rPr>
+        <w:t>)</w:t>
+      </w:r>
+      <w:r>
+        <w:rPr>
+          <w:rFonts w:ascii="Times New Roman" w:eastAsiaTheme="minorEastAsia" w:hAnsi="Times New Roman" w:cs="Times New Roman"/>
+          <w:sz w:val="24"/>
+        </w:rPr>
+        <w:t xml:space="preserve"> </w:t>
+      </w:r>
+      <w:r>
+        <w:rPr>
+          <w:rFonts w:ascii="Times New Roman" w:eastAsiaTheme="minorEastAsia" w:hAnsi="Times New Roman" w:cs="Times New Roman"/>
+          <w:i/>
+          <w:iCs/>
+          <w:sz w:val="24"/>
+        </w:rPr>
+        <w:t>Implement</w:t>
+      </w:r>
+      <w:r>
+        <w:rPr>
+          <w:rFonts w:ascii="Times New Roman" w:eastAsiaTheme="minorEastAsia" w:hAnsi="Times New Roman" w:cs="Times New Roman"/>
+          <w:i/>
+          <w:iCs/>
+          <w:sz w:val="24"/>
+        </w:rPr>
+        <w:t>ar</w:t>
+      </w:r>
+      <w:r>
+        <w:rPr>
+          <w:rFonts w:ascii="Times New Roman" w:eastAsiaTheme="minorEastAsia" w:hAnsi="Times New Roman" w:cs="Times New Roman"/>
+          <w:i/>
+          <w:iCs/>
+          <w:sz w:val="24"/>
+        </w:rPr>
+        <w:t xml:space="preserve"> en JAVA la clase </w:t>
+      </w:r>
+      <w:proofErr w:type="spellStart"/>
+      <w:r>
+        <w:rPr>
+          <w:rFonts w:ascii="Times New Roman" w:eastAsiaTheme="minorEastAsia" w:hAnsi="Times New Roman" w:cs="Times New Roman"/>
+          <w:i/>
+          <w:iCs/>
+          <w:sz w:val="24"/>
+        </w:rPr>
+        <w:t>CircularQueue</w:t>
+      </w:r>
+      <w:proofErr w:type="spellEnd"/>
+      <w:r>
+        <w:rPr>
+          <w:rFonts w:ascii="Times New Roman" w:eastAsiaTheme="minorEastAsia" w:hAnsi="Times New Roman" w:cs="Times New Roman"/>
+          <w:i/>
+          <w:iCs/>
+          <w:sz w:val="24"/>
+        </w:rPr>
+        <w:t xml:space="preserve"> de acuerdo con la especificación dada en el diagrama de clases. Def</w:t>
+      </w:r>
+      <w:r>
+        <w:rPr>
+          <w:rFonts w:ascii="Times New Roman" w:eastAsiaTheme="minorEastAsia" w:hAnsi="Times New Roman" w:cs="Times New Roman"/>
+          <w:i/>
+          <w:iCs/>
+          <w:sz w:val="24"/>
+        </w:rPr>
+        <w:t>inir</w:t>
+      </w:r>
+      <w:r>
+        <w:rPr>
+          <w:rFonts w:ascii="Times New Roman" w:eastAsiaTheme="minorEastAsia" w:hAnsi="Times New Roman" w:cs="Times New Roman"/>
+          <w:i/>
+          <w:iCs/>
+          <w:sz w:val="24"/>
+        </w:rPr>
+        <w:t xml:space="preserve"> esta clase dentro del paquete tp1.ejercicio8.</w:t>
+      </w:r>
+    </w:p>
+    <w:p>
+      <w:pPr>
+        <w:rPr>
+          <w:rFonts w:ascii="Times New Roman" w:eastAsiaTheme="minorEastAsia" w:hAnsi="Times New Roman" w:cs="Times New Roman"/>
+          <w:sz w:val="24"/>
+        </w:rPr>
+      </w:pPr>
+    </w:p>
+    <w:p>
+      <w:pPr>
+        <w:pStyle w:val="Prrafodelista"/>
+        <w:numPr>
+          <w:ilvl w:val="0"/>
+          <w:numId w:val="15"/>
+        </w:numPr>
+        <w:rPr>
+          <w:rFonts w:ascii="Times New Roman" w:eastAsiaTheme="minorEastAsia" w:hAnsi="Times New Roman" w:cs="Times New Roman"/>
+          <w:i/>
+          <w:iCs/>
+          <w:sz w:val="24"/>
+        </w:rPr>
+      </w:pPr>
+      <w:r>
+        <w:rPr>
+          <w:rFonts w:ascii="Times New Roman" w:eastAsiaTheme="minorEastAsia" w:hAnsi="Times New Roman" w:cs="Times New Roman"/>
+          <w:i/>
+          <w:iCs/>
+          <w:sz w:val="24"/>
+        </w:rPr>
+        <w:t>shift(): T Permite rotar los elementos, haciéndolo circular. Retorna el elemento encolado.</w:t>
+      </w:r>
+    </w:p>
+    <w:p>
+      <w:pPr>
+        <w:rPr>
+          <w:rFonts w:ascii="Times New Roman" w:eastAsiaTheme="minorEastAsia" w:hAnsi="Times New Roman" w:cs="Times New Roman"/>
+          <w:sz w:val="24"/>
+        </w:rPr>
+      </w:pPr>
+    </w:p>
+    <w:p>
+      <w:pPr>
+        <w:rPr>
+          <w:rFonts w:ascii="Times New Roman" w:eastAsiaTheme="minorEastAsia" w:hAnsi="Times New Roman" w:cs="Times New Roman"/>
+          <w:i/>
+          <w:iCs/>
+          <w:sz w:val="24"/>
+        </w:rPr>
+      </w:pPr>
+      <w:r>
+        <w:rPr>
+          <w:rFonts w:ascii="Times New Roman" w:eastAsiaTheme="minorEastAsia" w:hAnsi="Times New Roman" w:cs="Times New Roman"/>
+          <w:b/>
+          <w:bCs/>
+          <w:sz w:val="24"/>
+        </w:rPr>
+        <w:t>(c)</w:t>
+      </w:r>
+      <w:r>
+        <w:rPr>
+          <w:rFonts w:ascii="Times New Roman" w:eastAsiaTheme="minorEastAsia" w:hAnsi="Times New Roman" w:cs="Times New Roman"/>
+          <w:sz w:val="24"/>
+        </w:rPr>
+        <w:t xml:space="preserve"> </w:t>
+      </w:r>
+      <w:r>
+        <w:rPr>
+          <w:rFonts w:ascii="Times New Roman" w:eastAsiaTheme="minorEastAsia" w:hAnsi="Times New Roman" w:cs="Times New Roman"/>
+          <w:i/>
+          <w:iCs/>
+          <w:sz w:val="24"/>
+        </w:rPr>
+        <w:t>Implement</w:t>
+      </w:r>
+      <w:r>
+        <w:rPr>
+          <w:rFonts w:ascii="Times New Roman" w:eastAsiaTheme="minorEastAsia" w:hAnsi="Times New Roman" w:cs="Times New Roman"/>
+          <w:i/>
+          <w:iCs/>
+          <w:sz w:val="24"/>
+        </w:rPr>
+        <w:t>ar</w:t>
+      </w:r>
+      <w:r>
+        <w:rPr>
+          <w:rFonts w:ascii="Times New Roman" w:eastAsiaTheme="minorEastAsia" w:hAnsi="Times New Roman" w:cs="Times New Roman"/>
+          <w:i/>
+          <w:iCs/>
+          <w:sz w:val="24"/>
+        </w:rPr>
+        <w:t xml:space="preserve"> en JAVA la clase </w:t>
+      </w:r>
+      <w:proofErr w:type="spellStart"/>
+      <w:r>
+        <w:rPr>
+          <w:rFonts w:ascii="Times New Roman" w:eastAsiaTheme="minorEastAsia" w:hAnsi="Times New Roman" w:cs="Times New Roman"/>
+          <w:i/>
+          <w:iCs/>
+          <w:sz w:val="24"/>
+        </w:rPr>
+        <w:t>DoubleEndedQueue</w:t>
+      </w:r>
+      <w:proofErr w:type="spellEnd"/>
+      <w:r>
+        <w:rPr>
+          <w:rFonts w:ascii="Times New Roman" w:eastAsiaTheme="minorEastAsia" w:hAnsi="Times New Roman" w:cs="Times New Roman"/>
+          <w:i/>
+          <w:iCs/>
+          <w:sz w:val="24"/>
+        </w:rPr>
+        <w:t xml:space="preserve"> de acuerdo con la especificación dada en el diagrama de clases. Def</w:t>
+      </w:r>
+      <w:r>
+        <w:rPr>
+          <w:rFonts w:ascii="Times New Roman" w:eastAsiaTheme="minorEastAsia" w:hAnsi="Times New Roman" w:cs="Times New Roman"/>
+          <w:i/>
+          <w:iCs/>
+          <w:sz w:val="24"/>
+        </w:rPr>
+        <w:t>inir</w:t>
+      </w:r>
+      <w:r>
+        <w:rPr>
+          <w:rFonts w:ascii="Times New Roman" w:eastAsiaTheme="minorEastAsia" w:hAnsi="Times New Roman" w:cs="Times New Roman"/>
+          <w:i/>
+          <w:iCs/>
+          <w:sz w:val="24"/>
+        </w:rPr>
+        <w:t xml:space="preserve"> esta clase dentro del paquete tp1.ejercicio8.</w:t>
+      </w:r>
+    </w:p>
+    <w:p>
+      <w:pPr>
+        <w:pStyle w:val="Prrafodelista"/>
+        <w:numPr>
+          <w:ilvl w:val="0"/>
+          <w:numId w:val="15"/>
+        </w:numPr>
+        <w:rPr>
+          <w:rFonts w:ascii="Times New Roman" w:eastAsiaTheme="minorEastAsia" w:hAnsi="Times New Roman" w:cs="Times New Roman"/>
+          <w:i/>
+          <w:iCs/>
+          <w:sz w:val="24"/>
+        </w:rPr>
+      </w:pPr>
+      <w:proofErr w:type="spellStart"/>
+      <w:r>
+        <w:rPr>
+          <w:rFonts w:ascii="Times New Roman" w:eastAsiaTheme="minorEastAsia" w:hAnsi="Times New Roman" w:cs="Times New Roman"/>
+          <w:i/>
+          <w:iCs/>
+          <w:sz w:val="24"/>
+        </w:rPr>
+        <w:lastRenderedPageBreak/>
+        <w:t>enqueueFirst</w:t>
+      </w:r>
+      <w:proofErr w:type="spellEnd"/>
+      <w:r>
+        <w:rPr>
+          <w:rFonts w:ascii="Times New Roman" w:eastAsiaTheme="minorEastAsia" w:hAnsi="Times New Roman" w:cs="Times New Roman"/>
+          <w:i/>
+          <w:iCs/>
+          <w:sz w:val="24"/>
+        </w:rPr>
+        <w:t>():</w:t>
+      </w:r>
+      <w:r>
+        <w:rPr>
+          <w:rFonts w:ascii="Times New Roman" w:eastAsiaTheme="minorEastAsia" w:hAnsi="Times New Roman" w:cs="Times New Roman"/>
+          <w:i/>
+          <w:iCs/>
+          <w:sz w:val="24"/>
+        </w:rPr>
+        <w:t xml:space="preserve"> </w:t>
+      </w:r>
+      <w:r>
+        <w:rPr>
+          <w:rFonts w:ascii="Times New Roman" w:eastAsiaTheme="minorEastAsia" w:hAnsi="Times New Roman" w:cs="Times New Roman"/>
+          <w:i/>
+          <w:iCs/>
+          <w:sz w:val="24"/>
+        </w:rPr>
+        <w:t>void Permite encolar al inicio.</w:t>
+      </w:r>
+    </w:p>
+    <w:p>
+      <w:pPr>
+        <w:rPr>
+          <w:rFonts w:ascii="Times New Roman" w:eastAsiaTheme="minorEastAsia" w:hAnsi="Times New Roman" w:cs="Times New Roman"/>
+          <w:sz w:val="24"/>
+        </w:rPr>
+      </w:pPr>
+    </w:p>
+    <w:p>
+      <w:pPr>
+        <w:rPr>
+          <w:rFonts w:ascii="Times New Roman" w:eastAsiaTheme="minorEastAsia" w:hAnsi="Times New Roman" w:cs="Times New Roman"/>
+          <w:sz w:val="24"/>
+        </w:rPr>
+      </w:pPr>
+    </w:p>
+    <w:p>
+      <w:pPr>
+        <w:rPr>
+          <w:rFonts w:ascii="Times New Roman" w:eastAsiaTheme="minorEastAsia" w:hAnsi="Times New Roman" w:cs="Times New Roman"/>
           <w:sz w:val="24"/>
         </w:rPr>
       </w:pPr>
@@ -4586,6 +4985,689 @@
       <w:pPr>
         <w:rPr>
           <w:rFonts w:ascii="Times New Roman" w:eastAsiaTheme="minorEastAsia" w:hAnsi="Times New Roman" w:cs="Times New Roman"/>
+          <w:i/>
+          <w:iCs/>
+          <w:sz w:val="24"/>
+        </w:rPr>
+      </w:pPr>
+      <w:r>
+        <w:rPr>
+          <w:rFonts w:ascii="Times New Roman" w:eastAsiaTheme="minorEastAsia" w:hAnsi="Times New Roman" w:cs="Times New Roman"/>
+          <w:i/>
+          <w:iCs/>
+          <w:sz w:val="24"/>
+        </w:rPr>
+        <w:t>Consider</w:t>
+      </w:r>
+      <w:r>
+        <w:rPr>
+          <w:rFonts w:ascii="Times New Roman" w:eastAsiaTheme="minorEastAsia" w:hAnsi="Times New Roman" w:cs="Times New Roman"/>
+          <w:i/>
+          <w:iCs/>
+          <w:sz w:val="24"/>
+        </w:rPr>
+        <w:t>ar</w:t>
+      </w:r>
+      <w:r>
+        <w:rPr>
+          <w:rFonts w:ascii="Times New Roman" w:eastAsiaTheme="minorEastAsia" w:hAnsi="Times New Roman" w:cs="Times New Roman"/>
+          <w:i/>
+          <w:iCs/>
+          <w:sz w:val="24"/>
+        </w:rPr>
+        <w:t xml:space="preserve"> un string de caracteres S, el cual comprende</w:t>
+      </w:r>
+      <w:r>
+        <w:rPr>
+          <w:rFonts w:ascii="Times New Roman" w:eastAsiaTheme="minorEastAsia" w:hAnsi="Times New Roman" w:cs="Times New Roman"/>
+          <w:i/>
+          <w:iCs/>
+          <w:sz w:val="24"/>
+        </w:rPr>
+        <w:t>,</w:t>
+      </w:r>
+      <w:r>
+        <w:rPr>
+          <w:rFonts w:ascii="Times New Roman" w:eastAsiaTheme="minorEastAsia" w:hAnsi="Times New Roman" w:cs="Times New Roman"/>
+          <w:i/>
+          <w:iCs/>
+          <w:sz w:val="24"/>
+        </w:rPr>
+        <w:t xml:space="preserve"> únicamente</w:t>
+      </w:r>
+      <w:r>
+        <w:rPr>
+          <w:rFonts w:ascii="Times New Roman" w:eastAsiaTheme="minorEastAsia" w:hAnsi="Times New Roman" w:cs="Times New Roman"/>
+          <w:i/>
+          <w:iCs/>
+          <w:sz w:val="24"/>
+        </w:rPr>
+        <w:t>,</w:t>
+      </w:r>
+      <w:r>
+        <w:rPr>
+          <w:rFonts w:ascii="Times New Roman" w:eastAsiaTheme="minorEastAsia" w:hAnsi="Times New Roman" w:cs="Times New Roman"/>
+          <w:i/>
+          <w:iCs/>
+          <w:sz w:val="24"/>
+        </w:rPr>
+        <w:t xml:space="preserve"> los caracteres: (,),</w:t>
+      </w:r>
+      <w:r>
+        <w:rPr>
+          <w:rFonts w:ascii="Times New Roman" w:eastAsiaTheme="minorEastAsia" w:hAnsi="Times New Roman" w:cs="Times New Roman"/>
+          <w:i/>
+          <w:iCs/>
+          <w:sz w:val="24"/>
+        </w:rPr>
+        <w:t xml:space="preserve"> </w:t>
+      </w:r>
+      <w:r>
+        <w:rPr>
+          <w:rFonts w:ascii="Times New Roman" w:eastAsiaTheme="minorEastAsia" w:hAnsi="Times New Roman" w:cs="Times New Roman"/>
+          <w:i/>
+          <w:iCs/>
+          <w:sz w:val="24"/>
+        </w:rPr>
+        <w:t>[,],</w:t>
+      </w:r>
+      <w:r>
+        <w:rPr>
+          <w:rFonts w:ascii="Times New Roman" w:eastAsiaTheme="minorEastAsia" w:hAnsi="Times New Roman" w:cs="Times New Roman"/>
+          <w:i/>
+          <w:iCs/>
+          <w:sz w:val="24"/>
+        </w:rPr>
+        <w:t xml:space="preserve"> </w:t>
+      </w:r>
+      <w:r>
+        <w:rPr>
+          <w:rFonts w:ascii="Times New Roman" w:eastAsiaTheme="minorEastAsia" w:hAnsi="Times New Roman" w:cs="Times New Roman"/>
+          <w:i/>
+          <w:iCs/>
+          <w:sz w:val="24"/>
+        </w:rPr>
+        <w:t xml:space="preserve">{,}. </w:t>
+      </w:r>
+      <w:r>
+        <w:rPr>
+          <w:rFonts w:ascii="Times New Roman" w:eastAsiaTheme="minorEastAsia" w:hAnsi="Times New Roman" w:cs="Times New Roman"/>
+          <w:i/>
+          <w:iCs/>
+          <w:sz w:val="24"/>
+        </w:rPr>
+        <w:t xml:space="preserve">Se dice </w:t>
+      </w:r>
+      <w:r>
+        <w:rPr>
+          <w:rFonts w:ascii="Times New Roman" w:eastAsiaTheme="minorEastAsia" w:hAnsi="Times New Roman" w:cs="Times New Roman"/>
+          <w:i/>
+          <w:iCs/>
+          <w:sz w:val="24"/>
+        </w:rPr>
+        <w:t>que S está balanceado si tiene alguna de las siguientes formas:</w:t>
+      </w:r>
+    </w:p>
+    <w:p>
+      <w:pPr>
+        <w:rPr>
+          <w:rFonts w:ascii="Times New Roman" w:eastAsiaTheme="minorEastAsia" w:hAnsi="Times New Roman" w:cs="Times New Roman"/>
+          <w:sz w:val="24"/>
+        </w:rPr>
+      </w:pPr>
+    </w:p>
+    <w:p>
+      <w:pPr>
+        <w:pStyle w:val="Prrafodelista"/>
+        <w:numPr>
+          <w:ilvl w:val="0"/>
+          <w:numId w:val="15"/>
+        </w:numPr>
+        <w:rPr>
+          <w:rFonts w:ascii="Times New Roman" w:eastAsiaTheme="minorEastAsia" w:hAnsi="Times New Roman" w:cs="Times New Roman"/>
+          <w:i/>
+          <w:iCs/>
+          <w:sz w:val="24"/>
+        </w:rPr>
+      </w:pPr>
+      <w:r>
+        <w:rPr>
+          <w:rFonts w:ascii="Times New Roman" w:eastAsiaTheme="minorEastAsia" w:hAnsi="Times New Roman" w:cs="Times New Roman"/>
+          <w:i/>
+          <w:iCs/>
+          <w:sz w:val="24"/>
+        </w:rPr>
+        <w:t xml:space="preserve">S = </w:t>
+      </w:r>
+      <w:r>
+        <w:rPr>
+          <w:rFonts w:ascii="Times New Roman" w:eastAsiaTheme="minorEastAsia" w:hAnsi="Times New Roman" w:cs="Times New Roman"/>
+          <w:i/>
+          <w:iCs/>
+          <w:sz w:val="24"/>
+        </w:rPr>
+        <w:t>“”</w:t>
+      </w:r>
+      <w:r>
+        <w:rPr>
+          <w:rFonts w:ascii="Times New Roman" w:eastAsiaTheme="minorEastAsia" w:hAnsi="Times New Roman" w:cs="Times New Roman"/>
+          <w:i/>
+          <w:iCs/>
+          <w:sz w:val="24"/>
+        </w:rPr>
+        <w:t xml:space="preserve"> S es el string de longitud cero.</w:t>
+      </w:r>
+    </w:p>
+    <w:p>
+      <w:pPr>
+        <w:pStyle w:val="Prrafodelista"/>
+        <w:numPr>
+          <w:ilvl w:val="0"/>
+          <w:numId w:val="15"/>
+        </w:numPr>
+        <w:rPr>
+          <w:rFonts w:ascii="Times New Roman" w:eastAsiaTheme="minorEastAsia" w:hAnsi="Times New Roman" w:cs="Times New Roman"/>
+          <w:i/>
+          <w:iCs/>
+          <w:sz w:val="24"/>
+        </w:rPr>
+      </w:pPr>
+      <w:r>
+        <w:rPr>
+          <w:rFonts w:ascii="Times New Roman" w:eastAsiaTheme="minorEastAsia" w:hAnsi="Times New Roman" w:cs="Times New Roman"/>
+          <w:i/>
+          <w:iCs/>
+          <w:sz w:val="24"/>
+        </w:rPr>
+        <w:t xml:space="preserve">S = </w:t>
+      </w:r>
+      <w:r>
+        <w:rPr>
+          <w:rFonts w:ascii="Times New Roman" w:eastAsiaTheme="minorEastAsia" w:hAnsi="Times New Roman" w:cs="Times New Roman"/>
+          <w:i/>
+          <w:iCs/>
+          <w:sz w:val="24"/>
+        </w:rPr>
+        <w:t>“</w:t>
+      </w:r>
+      <w:r>
+        <w:rPr>
+          <w:rFonts w:ascii="Times New Roman" w:eastAsiaTheme="minorEastAsia" w:hAnsi="Times New Roman" w:cs="Times New Roman"/>
+          <w:i/>
+          <w:iCs/>
+          <w:sz w:val="24"/>
+        </w:rPr>
+        <w:t>(T)</w:t>
+      </w:r>
+      <w:r>
+        <w:rPr>
+          <w:rFonts w:ascii="Times New Roman" w:eastAsiaTheme="minorEastAsia" w:hAnsi="Times New Roman" w:cs="Times New Roman"/>
+          <w:i/>
+          <w:iCs/>
+          <w:sz w:val="24"/>
+        </w:rPr>
+        <w:t>”</w:t>
+      </w:r>
+      <w:r>
+        <w:rPr>
+          <w:rFonts w:ascii="Times New Roman" w:eastAsiaTheme="minorEastAsia" w:hAnsi="Times New Roman" w:cs="Times New Roman"/>
+          <w:i/>
+          <w:iCs/>
+          <w:sz w:val="24"/>
+        </w:rPr>
+        <w:t>.</w:t>
+      </w:r>
+    </w:p>
+    <w:p>
+      <w:pPr>
+        <w:pStyle w:val="Prrafodelista"/>
+        <w:numPr>
+          <w:ilvl w:val="0"/>
+          <w:numId w:val="15"/>
+        </w:numPr>
+        <w:rPr>
+          <w:rFonts w:ascii="Times New Roman" w:eastAsiaTheme="minorEastAsia" w:hAnsi="Times New Roman" w:cs="Times New Roman"/>
+          <w:i/>
+          <w:iCs/>
+          <w:sz w:val="24"/>
+        </w:rPr>
+      </w:pPr>
+      <w:r>
+        <w:rPr>
+          <w:rFonts w:ascii="Times New Roman" w:eastAsiaTheme="minorEastAsia" w:hAnsi="Times New Roman" w:cs="Times New Roman"/>
+          <w:i/>
+          <w:iCs/>
+          <w:sz w:val="24"/>
+        </w:rPr>
+        <w:t xml:space="preserve">S = </w:t>
+      </w:r>
+      <w:r>
+        <w:rPr>
+          <w:rFonts w:ascii="Times New Roman" w:eastAsiaTheme="minorEastAsia" w:hAnsi="Times New Roman" w:cs="Times New Roman"/>
+          <w:i/>
+          <w:iCs/>
+          <w:sz w:val="24"/>
+        </w:rPr>
+        <w:t>“</w:t>
+      </w:r>
+      <w:r>
+        <w:rPr>
+          <w:rFonts w:ascii="Times New Roman" w:eastAsiaTheme="minorEastAsia" w:hAnsi="Times New Roman" w:cs="Times New Roman"/>
+          <w:i/>
+          <w:iCs/>
+          <w:sz w:val="24"/>
+        </w:rPr>
+        <w:t>[T]</w:t>
+      </w:r>
+      <w:r>
+        <w:rPr>
+          <w:rFonts w:ascii="Times New Roman" w:eastAsiaTheme="minorEastAsia" w:hAnsi="Times New Roman" w:cs="Times New Roman"/>
+          <w:i/>
+          <w:iCs/>
+          <w:sz w:val="24"/>
+        </w:rPr>
+        <w:t>”.</w:t>
+      </w:r>
+    </w:p>
+    <w:p>
+      <w:pPr>
+        <w:pStyle w:val="Prrafodelista"/>
+        <w:numPr>
+          <w:ilvl w:val="0"/>
+          <w:numId w:val="15"/>
+        </w:numPr>
+        <w:rPr>
+          <w:rFonts w:ascii="Times New Roman" w:eastAsiaTheme="minorEastAsia" w:hAnsi="Times New Roman" w:cs="Times New Roman"/>
+          <w:i/>
+          <w:iCs/>
+          <w:sz w:val="24"/>
+        </w:rPr>
+      </w:pPr>
+      <w:r>
+        <w:rPr>
+          <w:rFonts w:ascii="Times New Roman" w:eastAsiaTheme="minorEastAsia" w:hAnsi="Times New Roman" w:cs="Times New Roman"/>
+          <w:i/>
+          <w:iCs/>
+          <w:sz w:val="24"/>
+        </w:rPr>
+        <w:t xml:space="preserve">S = </w:t>
+      </w:r>
+      <w:r>
+        <w:rPr>
+          <w:rFonts w:ascii="Times New Roman" w:eastAsiaTheme="minorEastAsia" w:hAnsi="Times New Roman" w:cs="Times New Roman"/>
+          <w:i/>
+          <w:iCs/>
+          <w:sz w:val="24"/>
+        </w:rPr>
+        <w:t>“</w:t>
+      </w:r>
+      <w:r>
+        <w:rPr>
+          <w:rFonts w:ascii="Times New Roman" w:eastAsiaTheme="minorEastAsia" w:hAnsi="Times New Roman" w:cs="Times New Roman"/>
+          <w:i/>
+          <w:iCs/>
+          <w:sz w:val="24"/>
+        </w:rPr>
+        <w:t>{T}</w:t>
+      </w:r>
+      <w:r>
+        <w:rPr>
+          <w:rFonts w:ascii="Times New Roman" w:eastAsiaTheme="minorEastAsia" w:hAnsi="Times New Roman" w:cs="Times New Roman"/>
+          <w:i/>
+          <w:iCs/>
+          <w:sz w:val="24"/>
+        </w:rPr>
+        <w:t>”.</w:t>
+      </w:r>
+    </w:p>
+    <w:p>
+      <w:pPr>
+        <w:pStyle w:val="Prrafodelista"/>
+        <w:numPr>
+          <w:ilvl w:val="0"/>
+          <w:numId w:val="15"/>
+        </w:numPr>
+        <w:rPr>
+          <w:rFonts w:ascii="Times New Roman" w:eastAsiaTheme="minorEastAsia" w:hAnsi="Times New Roman" w:cs="Times New Roman"/>
+          <w:i/>
+          <w:iCs/>
+          <w:sz w:val="24"/>
+        </w:rPr>
+      </w:pPr>
+      <w:r>
+        <w:rPr>
+          <w:rFonts w:ascii="Times New Roman" w:eastAsiaTheme="minorEastAsia" w:hAnsi="Times New Roman" w:cs="Times New Roman"/>
+          <w:i/>
+          <w:iCs/>
+          <w:sz w:val="24"/>
+        </w:rPr>
+        <w:t xml:space="preserve">S = </w:t>
+      </w:r>
+      <w:r>
+        <w:rPr>
+          <w:rFonts w:ascii="Times New Roman" w:eastAsiaTheme="minorEastAsia" w:hAnsi="Times New Roman" w:cs="Times New Roman"/>
+          <w:i/>
+          <w:iCs/>
+          <w:sz w:val="24"/>
+        </w:rPr>
+        <w:t>“</w:t>
+      </w:r>
+      <w:r>
+        <w:rPr>
+          <w:rFonts w:ascii="Times New Roman" w:eastAsiaTheme="minorEastAsia" w:hAnsi="Times New Roman" w:cs="Times New Roman"/>
+          <w:i/>
+          <w:iCs/>
+          <w:sz w:val="24"/>
+        </w:rPr>
+        <w:t>TU</w:t>
+      </w:r>
+      <w:r>
+        <w:rPr>
+          <w:rFonts w:ascii="Times New Roman" w:eastAsiaTheme="minorEastAsia" w:hAnsi="Times New Roman" w:cs="Times New Roman"/>
+          <w:i/>
+          <w:iCs/>
+          <w:sz w:val="24"/>
+        </w:rPr>
+        <w:t>”.</w:t>
+      </w:r>
+    </w:p>
+    <w:p>
+      <w:pPr>
+        <w:rPr>
+          <w:rFonts w:ascii="Times New Roman" w:eastAsiaTheme="minorEastAsia" w:hAnsi="Times New Roman" w:cs="Times New Roman"/>
+          <w:sz w:val="24"/>
+        </w:rPr>
+      </w:pPr>
+    </w:p>
+    <w:p>
+      <w:pPr>
+        <w:rPr>
+          <w:rFonts w:ascii="Times New Roman" w:eastAsiaTheme="minorEastAsia" w:hAnsi="Times New Roman" w:cs="Times New Roman"/>
+          <w:i/>
+          <w:iCs/>
+          <w:sz w:val="24"/>
+        </w:rPr>
+      </w:pPr>
+      <w:r>
+        <w:rPr>
+          <w:rFonts w:ascii="Times New Roman" w:eastAsiaTheme="minorEastAsia" w:hAnsi="Times New Roman" w:cs="Times New Roman"/>
+          <w:i/>
+          <w:iCs/>
+          <w:sz w:val="24"/>
+        </w:rPr>
+        <w:t xml:space="preserve">Donde ambos T y U son </w:t>
+      </w:r>
+      <w:proofErr w:type="spellStart"/>
+      <w:r>
+        <w:rPr>
+          <w:rFonts w:ascii="Times New Roman" w:eastAsiaTheme="minorEastAsia" w:hAnsi="Times New Roman" w:cs="Times New Roman"/>
+          <w:i/>
+          <w:iCs/>
+          <w:sz w:val="24"/>
+        </w:rPr>
+        <w:t>strings</w:t>
+      </w:r>
+      <w:proofErr w:type="spellEnd"/>
+      <w:r>
+        <w:rPr>
+          <w:rFonts w:ascii="Times New Roman" w:eastAsiaTheme="minorEastAsia" w:hAnsi="Times New Roman" w:cs="Times New Roman"/>
+          <w:i/>
+          <w:iCs/>
+          <w:sz w:val="24"/>
+        </w:rPr>
+        <w:t xml:space="preserve"> balanceados. Por ejemplo, </w:t>
+      </w:r>
+      <w:r>
+        <w:rPr>
+          <w:rFonts w:ascii="Times New Roman" w:eastAsiaTheme="minorEastAsia" w:hAnsi="Times New Roman" w:cs="Times New Roman"/>
+          <w:i/>
+          <w:iCs/>
+          <w:sz w:val="24"/>
+        </w:rPr>
+        <w:t>“</w:t>
+      </w:r>
+      <w:r>
+        <w:rPr>
+          <w:rFonts w:ascii="Times New Roman" w:eastAsiaTheme="minorEastAsia" w:hAnsi="Times New Roman" w:cs="Times New Roman"/>
+          <w:i/>
+          <w:iCs/>
+          <w:sz w:val="24"/>
+        </w:rPr>
+        <w:t>{( ) [ ( ) ] }</w:t>
+      </w:r>
+      <w:r>
+        <w:rPr>
+          <w:rFonts w:ascii="Times New Roman" w:eastAsiaTheme="minorEastAsia" w:hAnsi="Times New Roman" w:cs="Times New Roman"/>
+          <w:i/>
+          <w:iCs/>
+          <w:sz w:val="24"/>
+        </w:rPr>
+        <w:t>”</w:t>
+      </w:r>
+      <w:r>
+        <w:rPr>
+          <w:rFonts w:ascii="Times New Roman" w:eastAsiaTheme="minorEastAsia" w:hAnsi="Times New Roman" w:cs="Times New Roman"/>
+          <w:i/>
+          <w:iCs/>
+          <w:sz w:val="24"/>
+        </w:rPr>
+        <w:t xml:space="preserve"> está balanceado, pero</w:t>
+      </w:r>
+      <w:r>
+        <w:rPr>
+          <w:rFonts w:ascii="Times New Roman" w:eastAsiaTheme="minorEastAsia" w:hAnsi="Times New Roman" w:cs="Times New Roman"/>
+          <w:i/>
+          <w:iCs/>
+          <w:sz w:val="24"/>
+        </w:rPr>
+        <w:t xml:space="preserve"> “</w:t>
+      </w:r>
+      <w:r>
+        <w:rPr>
+          <w:rFonts w:ascii="Times New Roman" w:eastAsiaTheme="minorEastAsia" w:hAnsi="Times New Roman" w:cs="Times New Roman"/>
+          <w:i/>
+          <w:iCs/>
+          <w:sz w:val="24"/>
+        </w:rPr>
+        <w:t>( [ ) ]</w:t>
+      </w:r>
+      <w:r>
+        <w:rPr>
+          <w:rFonts w:ascii="Times New Roman" w:eastAsiaTheme="minorEastAsia" w:hAnsi="Times New Roman" w:cs="Times New Roman"/>
+          <w:i/>
+          <w:iCs/>
+          <w:sz w:val="24"/>
+        </w:rPr>
+        <w:t>”</w:t>
+      </w:r>
+      <w:r>
+        <w:rPr>
+          <w:rFonts w:ascii="Times New Roman" w:eastAsiaTheme="minorEastAsia" w:hAnsi="Times New Roman" w:cs="Times New Roman"/>
+          <w:i/>
+          <w:iCs/>
+          <w:sz w:val="24"/>
+        </w:rPr>
+        <w:t xml:space="preserve"> no lo está.</w:t>
+      </w:r>
+    </w:p>
+    <w:p>
+      <w:pPr>
+        <w:rPr>
+          <w:rFonts w:ascii="Times New Roman" w:eastAsiaTheme="minorEastAsia" w:hAnsi="Times New Roman" w:cs="Times New Roman"/>
+          <w:sz w:val="24"/>
+        </w:rPr>
+      </w:pPr>
+    </w:p>
+    <w:p>
+      <w:pPr>
+        <w:rPr>
+          <w:rFonts w:ascii="Times New Roman" w:eastAsiaTheme="minorEastAsia" w:hAnsi="Times New Roman" w:cs="Times New Roman"/>
+          <w:i/>
+          <w:iCs/>
+          <w:sz w:val="24"/>
+        </w:rPr>
+      </w:pPr>
+      <w:r>
+        <w:rPr>
+          <w:rFonts w:ascii="Times New Roman" w:eastAsiaTheme="minorEastAsia" w:hAnsi="Times New Roman" w:cs="Times New Roman"/>
+          <w:b/>
+          <w:bCs/>
+          <w:sz w:val="24"/>
+        </w:rPr>
+        <w:t>(a)</w:t>
+      </w:r>
+      <w:r>
+        <w:rPr>
+          <w:rFonts w:ascii="Times New Roman" w:eastAsiaTheme="minorEastAsia" w:hAnsi="Times New Roman" w:cs="Times New Roman"/>
+          <w:sz w:val="24"/>
+        </w:rPr>
+        <w:t xml:space="preserve"> </w:t>
+      </w:r>
+      <w:r>
+        <w:rPr>
+          <w:rFonts w:ascii="Times New Roman" w:eastAsiaTheme="minorEastAsia" w:hAnsi="Times New Roman" w:cs="Times New Roman"/>
+          <w:i/>
+          <w:iCs/>
+          <w:sz w:val="24"/>
+        </w:rPr>
+        <w:t>Indi</w:t>
+      </w:r>
+      <w:r>
+        <w:rPr>
+          <w:rFonts w:ascii="Times New Roman" w:eastAsiaTheme="minorEastAsia" w:hAnsi="Times New Roman" w:cs="Times New Roman"/>
+          <w:i/>
+          <w:iCs/>
+          <w:sz w:val="24"/>
+        </w:rPr>
+        <w:t>car</w:t>
+      </w:r>
+      <w:r>
+        <w:rPr>
+          <w:rFonts w:ascii="Times New Roman" w:eastAsiaTheme="minorEastAsia" w:hAnsi="Times New Roman" w:cs="Times New Roman"/>
+          <w:i/>
+          <w:iCs/>
+          <w:sz w:val="24"/>
+        </w:rPr>
+        <w:t xml:space="preserve"> qué estructura de datos </w:t>
+      </w:r>
+      <w:r>
+        <w:rPr>
+          <w:rFonts w:ascii="Times New Roman" w:eastAsiaTheme="minorEastAsia" w:hAnsi="Times New Roman" w:cs="Times New Roman"/>
+          <w:i/>
+          <w:iCs/>
+          <w:sz w:val="24"/>
+        </w:rPr>
+        <w:t xml:space="preserve">se </w:t>
+      </w:r>
+      <w:r>
+        <w:rPr>
+          <w:rFonts w:ascii="Times New Roman" w:eastAsiaTheme="minorEastAsia" w:hAnsi="Times New Roman" w:cs="Times New Roman"/>
+          <w:i/>
+          <w:iCs/>
+          <w:sz w:val="24"/>
+        </w:rPr>
+        <w:t xml:space="preserve">utilizará para resolver este problema y cómo </w:t>
+      </w:r>
+      <w:r>
+        <w:rPr>
+          <w:rFonts w:ascii="Times New Roman" w:eastAsiaTheme="minorEastAsia" w:hAnsi="Times New Roman" w:cs="Times New Roman"/>
+          <w:i/>
+          <w:iCs/>
+          <w:sz w:val="24"/>
+        </w:rPr>
+        <w:t>se</w:t>
+      </w:r>
+      <w:r>
+        <w:rPr>
+          <w:rFonts w:ascii="Times New Roman" w:eastAsiaTheme="minorEastAsia" w:hAnsi="Times New Roman" w:cs="Times New Roman"/>
+          <w:i/>
+          <w:iCs/>
+          <w:sz w:val="24"/>
+        </w:rPr>
+        <w:t xml:space="preserve"> utilizará.</w:t>
+      </w:r>
+    </w:p>
+    <w:p>
+      <w:pPr>
+        <w:rPr>
+          <w:rFonts w:ascii="Times New Roman" w:eastAsiaTheme="minorEastAsia" w:hAnsi="Times New Roman" w:cs="Times New Roman"/>
+          <w:sz w:val="24"/>
+        </w:rPr>
+      </w:pPr>
+    </w:p>
+    <w:p>
+      <w:pPr>
+        <w:rPr>
+          <w:rFonts w:ascii="Times New Roman" w:eastAsiaTheme="minorEastAsia" w:hAnsi="Times New Roman" w:cs="Times New Roman"/>
+          <w:i/>
+          <w:iCs/>
+          <w:sz w:val="24"/>
+        </w:rPr>
+      </w:pPr>
+      <w:r>
+        <w:rPr>
+          <w:rFonts w:ascii="Times New Roman" w:eastAsiaTheme="minorEastAsia" w:hAnsi="Times New Roman" w:cs="Times New Roman"/>
+          <w:b/>
+          <w:bCs/>
+          <w:sz w:val="24"/>
+        </w:rPr>
+        <w:t>(b)</w:t>
+      </w:r>
+      <w:r>
+        <w:rPr>
+          <w:rFonts w:ascii="Times New Roman" w:eastAsiaTheme="minorEastAsia" w:hAnsi="Times New Roman" w:cs="Times New Roman"/>
+          <w:sz w:val="24"/>
+        </w:rPr>
+        <w:t xml:space="preserve"> </w:t>
+      </w:r>
+      <w:r>
+        <w:rPr>
+          <w:rFonts w:ascii="Times New Roman" w:eastAsiaTheme="minorEastAsia" w:hAnsi="Times New Roman" w:cs="Times New Roman"/>
+          <w:i/>
+          <w:iCs/>
+          <w:sz w:val="24"/>
+        </w:rPr>
+        <w:t>Implement</w:t>
+      </w:r>
+      <w:r>
+        <w:rPr>
+          <w:rFonts w:ascii="Times New Roman" w:eastAsiaTheme="minorEastAsia" w:hAnsi="Times New Roman" w:cs="Times New Roman"/>
+          <w:i/>
+          <w:iCs/>
+          <w:sz w:val="24"/>
+        </w:rPr>
+        <w:t>ar</w:t>
+      </w:r>
+      <w:r>
+        <w:rPr>
+          <w:rFonts w:ascii="Times New Roman" w:eastAsiaTheme="minorEastAsia" w:hAnsi="Times New Roman" w:cs="Times New Roman"/>
+          <w:i/>
+          <w:iCs/>
+          <w:sz w:val="24"/>
+        </w:rPr>
+        <w:t xml:space="preserve"> una clase llamada tp1.ejercicio9.TestBalanceo, cuyo objetivo es determinar si un String dado está balanceado. El String a verificar es un parámetro de entrada (no es un dato predefinido).</w:t>
+      </w:r>
+    </w:p>
+    <w:p>
+      <w:pPr>
+        <w:rPr>
+          <w:rFonts w:ascii="Times New Roman" w:eastAsiaTheme="minorEastAsia" w:hAnsi="Times New Roman" w:cs="Times New Roman"/>
+          <w:sz w:val="24"/>
+        </w:rPr>
+      </w:pPr>
+    </w:p>
+    <w:p>
+      <w:pPr>
+        <w:rPr>
+          <w:rFonts w:ascii="Times New Roman" w:eastAsiaTheme="minorEastAsia" w:hAnsi="Times New Roman" w:cs="Times New Roman"/>
+          <w:sz w:val="24"/>
+        </w:rPr>
+      </w:pPr>
+    </w:p>
+    <w:p>
+      <w:pPr>
+        <w:rPr>
+          <w:rFonts w:ascii="Times New Roman" w:eastAsiaTheme="minorEastAsia" w:hAnsi="Times New Roman" w:cs="Times New Roman"/>
           <w:sz w:val="24"/>
         </w:rPr>
       </w:pPr>
@@ -4805,7 +5887,7 @@
       </w:pPr>
     </w:p>
     <w:sectPr>
-      <w:headerReference w:type="default" r:id="rId8"/>
+      <w:headerReference w:type="default" r:id="rId9"/>
       <w:pgSz w:w="11906" w:h="16838"/>
       <w:pgMar w:top="1417" w:right="1701" w:bottom="1417" w:left="1701" w:header="708" w:footer="708" w:gutter="0"/>
       <w:cols w:space="708"/>
@@ -5701,6 +6783,232 @@
     </w:lvl>
   </w:abstractNum>
   <w:abstractNum w:abstractNumId="6" w15:restartNumberingAfterBreak="0">
+    <w:nsid w:val="343C1932"/>
+    <w:multiLevelType w:val="hybridMultilevel"/>
+    <w:tmpl w:val="19F0752C"/>
+    <w:lvl w:ilvl="0" w:tplc="080A0001">
+      <w:start w:val="1"/>
+      <w:numFmt w:val="bullet"/>
+      <w:lvlText w:val=""/>
+      <w:lvlJc w:val="left"/>
+      <w:pPr>
+        <w:ind w:left="720" w:hanging="360"/>
+      </w:pPr>
+      <w:rPr>
+        <w:rFonts w:ascii="Symbol" w:hAnsi="Symbol" w:hint="default"/>
+      </w:rPr>
+    </w:lvl>
+    <w:lvl w:ilvl="1" w:tplc="080A0003" w:tentative="1">
+      <w:start w:val="1"/>
+      <w:numFmt w:val="bullet"/>
+      <w:lvlText w:val="o"/>
+      <w:lvlJc w:val="left"/>
+      <w:pPr>
+        <w:ind w:left="1440" w:hanging="360"/>
+      </w:pPr>
+      <w:rPr>
+        <w:rFonts w:ascii="Courier New" w:hAnsi="Courier New" w:cs="Courier New" w:hint="default"/>
+      </w:rPr>
+    </w:lvl>
+    <w:lvl w:ilvl="2" w:tplc="080A0005" w:tentative="1">
+      <w:start w:val="1"/>
+      <w:numFmt w:val="bullet"/>
+      <w:lvlText w:val=""/>
+      <w:lvlJc w:val="left"/>
+      <w:pPr>
+        <w:ind w:left="2160" w:hanging="360"/>
+      </w:pPr>
+      <w:rPr>
+        <w:rFonts w:ascii="Wingdings" w:hAnsi="Wingdings" w:hint="default"/>
+      </w:rPr>
+    </w:lvl>
+    <w:lvl w:ilvl="3" w:tplc="080A0001" w:tentative="1">
+      <w:start w:val="1"/>
+      <w:numFmt w:val="bullet"/>
+      <w:lvlText w:val=""/>
+      <w:lvlJc w:val="left"/>
+      <w:pPr>
+        <w:ind w:left="2880" w:hanging="360"/>
+      </w:pPr>
+      <w:rPr>
+        <w:rFonts w:ascii="Symbol" w:hAnsi="Symbol" w:hint="default"/>
+      </w:rPr>
+    </w:lvl>
+    <w:lvl w:ilvl="4" w:tplc="080A0003" w:tentative="1">
+      <w:start w:val="1"/>
+      <w:numFmt w:val="bullet"/>
+      <w:lvlText w:val="o"/>
+      <w:lvlJc w:val="left"/>
+      <w:pPr>
+        <w:ind w:left="3600" w:hanging="360"/>
+      </w:pPr>
+      <w:rPr>
+        <w:rFonts w:ascii="Courier New" w:hAnsi="Courier New" w:cs="Courier New" w:hint="default"/>
+      </w:rPr>
+    </w:lvl>
+    <w:lvl w:ilvl="5" w:tplc="080A0005" w:tentative="1">
+      <w:start w:val="1"/>
+      <w:numFmt w:val="bullet"/>
+      <w:lvlText w:val=""/>
+      <w:lvlJc w:val="left"/>
+      <w:pPr>
+        <w:ind w:left="4320" w:hanging="360"/>
+      </w:pPr>
+      <w:rPr>
+        <w:rFonts w:ascii="Wingdings" w:hAnsi="Wingdings" w:hint="default"/>
+      </w:rPr>
+    </w:lvl>
+    <w:lvl w:ilvl="6" w:tplc="080A0001" w:tentative="1">
+      <w:start w:val="1"/>
+      <w:numFmt w:val="bullet"/>
+      <w:lvlText w:val=""/>
+      <w:lvlJc w:val="left"/>
+      <w:pPr>
+        <w:ind w:left="5040" w:hanging="360"/>
+      </w:pPr>
+      <w:rPr>
+        <w:rFonts w:ascii="Symbol" w:hAnsi="Symbol" w:hint="default"/>
+      </w:rPr>
+    </w:lvl>
+    <w:lvl w:ilvl="7" w:tplc="080A0003" w:tentative="1">
+      <w:start w:val="1"/>
+      <w:numFmt w:val="bullet"/>
+      <w:lvlText w:val="o"/>
+      <w:lvlJc w:val="left"/>
+      <w:pPr>
+        <w:ind w:left="5760" w:hanging="360"/>
+      </w:pPr>
+      <w:rPr>
+        <w:rFonts w:ascii="Courier New" w:hAnsi="Courier New" w:cs="Courier New" w:hint="default"/>
+      </w:rPr>
+    </w:lvl>
+    <w:lvl w:ilvl="8" w:tplc="080A0005" w:tentative="1">
+      <w:start w:val="1"/>
+      <w:numFmt w:val="bullet"/>
+      <w:lvlText w:val=""/>
+      <w:lvlJc w:val="left"/>
+      <w:pPr>
+        <w:ind w:left="6480" w:hanging="360"/>
+      </w:pPr>
+      <w:rPr>
+        <w:rFonts w:ascii="Wingdings" w:hAnsi="Wingdings" w:hint="default"/>
+      </w:rPr>
+    </w:lvl>
+  </w:abstractNum>
+  <w:abstractNum w:abstractNumId="7" w15:restartNumberingAfterBreak="0">
+    <w:nsid w:val="373110B6"/>
+    <w:multiLevelType w:val="hybridMultilevel"/>
+    <w:tmpl w:val="907A44C4"/>
+    <w:lvl w:ilvl="0" w:tplc="080A0001">
+      <w:start w:val="1"/>
+      <w:numFmt w:val="bullet"/>
+      <w:lvlText w:val=""/>
+      <w:lvlJc w:val="left"/>
+      <w:pPr>
+        <w:ind w:left="720" w:hanging="360"/>
+      </w:pPr>
+      <w:rPr>
+        <w:rFonts w:ascii="Symbol" w:hAnsi="Symbol" w:hint="default"/>
+      </w:rPr>
+    </w:lvl>
+    <w:lvl w:ilvl="1" w:tplc="080A0003" w:tentative="1">
+      <w:start w:val="1"/>
+      <w:numFmt w:val="bullet"/>
+      <w:lvlText w:val="o"/>
+      <w:lvlJc w:val="left"/>
+      <w:pPr>
+        <w:ind w:left="1440" w:hanging="360"/>
+      </w:pPr>
+      <w:rPr>
+        <w:rFonts w:ascii="Courier New" w:hAnsi="Courier New" w:cs="Courier New" w:hint="default"/>
+      </w:rPr>
+    </w:lvl>
+    <w:lvl w:ilvl="2" w:tplc="080A0005" w:tentative="1">
+      <w:start w:val="1"/>
+      <w:numFmt w:val="bullet"/>
+      <w:lvlText w:val=""/>
+      <w:lvlJc w:val="left"/>
+      <w:pPr>
+        <w:ind w:left="2160" w:hanging="360"/>
+      </w:pPr>
+      <w:rPr>
+        <w:rFonts w:ascii="Wingdings" w:hAnsi="Wingdings" w:hint="default"/>
+      </w:rPr>
+    </w:lvl>
+    <w:lvl w:ilvl="3" w:tplc="080A0001" w:tentative="1">
+      <w:start w:val="1"/>
+      <w:numFmt w:val="bullet"/>
+      <w:lvlText w:val=""/>
+      <w:lvlJc w:val="left"/>
+      <w:pPr>
+        <w:ind w:left="2880" w:hanging="360"/>
+      </w:pPr>
+      <w:rPr>
+        <w:rFonts w:ascii="Symbol" w:hAnsi="Symbol" w:hint="default"/>
+      </w:rPr>
+    </w:lvl>
+    <w:lvl w:ilvl="4" w:tplc="080A0003" w:tentative="1">
+      <w:start w:val="1"/>
+      <w:numFmt w:val="bullet"/>
+      <w:lvlText w:val="o"/>
+      <w:lvlJc w:val="left"/>
+      <w:pPr>
+        <w:ind w:left="3600" w:hanging="360"/>
+      </w:pPr>
+      <w:rPr>
+        <w:rFonts w:ascii="Courier New" w:hAnsi="Courier New" w:cs="Courier New" w:hint="default"/>
+      </w:rPr>
+    </w:lvl>
+    <w:lvl w:ilvl="5" w:tplc="080A0005" w:tentative="1">
+      <w:start w:val="1"/>
+      <w:numFmt w:val="bullet"/>
+      <w:lvlText w:val=""/>
+      <w:lvlJc w:val="left"/>
+      <w:pPr>
+        <w:ind w:left="4320" w:hanging="360"/>
+      </w:pPr>
+      <w:rPr>
+        <w:rFonts w:ascii="Wingdings" w:hAnsi="Wingdings" w:hint="default"/>
+      </w:rPr>
+    </w:lvl>
+    <w:lvl w:ilvl="6" w:tplc="080A0001" w:tentative="1">
+      <w:start w:val="1"/>
+      <w:numFmt w:val="bullet"/>
+      <w:lvlText w:val=""/>
+      <w:lvlJc w:val="left"/>
+      <w:pPr>
+        <w:ind w:left="5040" w:hanging="360"/>
+      </w:pPr>
+      <w:rPr>
+        <w:rFonts w:ascii="Symbol" w:hAnsi="Symbol" w:hint="default"/>
+      </w:rPr>
+    </w:lvl>
+    <w:lvl w:ilvl="7" w:tplc="080A0003" w:tentative="1">
+      <w:start w:val="1"/>
+      <w:numFmt w:val="bullet"/>
+      <w:lvlText w:val="o"/>
+      <w:lvlJc w:val="left"/>
+      <w:pPr>
+        <w:ind w:left="5760" w:hanging="360"/>
+      </w:pPr>
+      <w:rPr>
+        <w:rFonts w:ascii="Courier New" w:hAnsi="Courier New" w:cs="Courier New" w:hint="default"/>
+      </w:rPr>
+    </w:lvl>
+    <w:lvl w:ilvl="8" w:tplc="080A0005" w:tentative="1">
+      <w:start w:val="1"/>
+      <w:numFmt w:val="bullet"/>
+      <w:lvlText w:val=""/>
+      <w:lvlJc w:val="left"/>
+      <w:pPr>
+        <w:ind w:left="6480" w:hanging="360"/>
+      </w:pPr>
+      <w:rPr>
+        <w:rFonts w:ascii="Wingdings" w:hAnsi="Wingdings" w:hint="default"/>
+      </w:rPr>
+    </w:lvl>
+  </w:abstractNum>
+  <w:abstractNum w:abstractNumId="8" w15:restartNumberingAfterBreak="0">
     <w:nsid w:val="436D6731"/>
     <w:multiLevelType w:val="hybridMultilevel"/>
     <w:tmpl w:val="3F563EAA"/>
@@ -5786,7 +7094,7 @@
       </w:pPr>
     </w:lvl>
   </w:abstractNum>
-  <w:abstractNum w:abstractNumId="7" w15:restartNumberingAfterBreak="0">
+  <w:abstractNum w:abstractNumId="9" w15:restartNumberingAfterBreak="0">
     <w:nsid w:val="47AC5E99"/>
     <w:multiLevelType w:val="hybridMultilevel"/>
     <w:tmpl w:val="BEFA3418"/>
@@ -5899,7 +7207,7 @@
       </w:rPr>
     </w:lvl>
   </w:abstractNum>
-  <w:abstractNum w:abstractNumId="8" w15:restartNumberingAfterBreak="0">
+  <w:abstractNum w:abstractNumId="10" w15:restartNumberingAfterBreak="0">
     <w:nsid w:val="4C1037ED"/>
     <w:multiLevelType w:val="hybridMultilevel"/>
     <w:tmpl w:val="9A58A7F6"/>
@@ -6012,7 +7320,7 @@
       </w:rPr>
     </w:lvl>
   </w:abstractNum>
-  <w:abstractNum w:abstractNumId="9" w15:restartNumberingAfterBreak="0">
+  <w:abstractNum w:abstractNumId="11" w15:restartNumberingAfterBreak="0">
     <w:nsid w:val="4D4D4640"/>
     <w:multiLevelType w:val="hybridMultilevel"/>
     <w:tmpl w:val="82547694"/>
@@ -6125,7 +7433,7 @@
       </w:rPr>
     </w:lvl>
   </w:abstractNum>
-  <w:abstractNum w:abstractNumId="10" w15:restartNumberingAfterBreak="0">
+  <w:abstractNum w:abstractNumId="12" w15:restartNumberingAfterBreak="0">
     <w:nsid w:val="55E61AD4"/>
     <w:multiLevelType w:val="hybridMultilevel"/>
     <w:tmpl w:val="D1F8BF52"/>
@@ -6238,7 +7546,7 @@
       </w:rPr>
     </w:lvl>
   </w:abstractNum>
-  <w:abstractNum w:abstractNumId="11" w15:restartNumberingAfterBreak="0">
+  <w:abstractNum w:abstractNumId="13" w15:restartNumberingAfterBreak="0">
     <w:nsid w:val="60E16FFB"/>
     <w:multiLevelType w:val="hybridMultilevel"/>
     <w:tmpl w:val="67ACA672"/>
@@ -6351,7 +7659,7 @@
       </w:rPr>
     </w:lvl>
   </w:abstractNum>
-  <w:abstractNum w:abstractNumId="12" w15:restartNumberingAfterBreak="0">
+  <w:abstractNum w:abstractNumId="14" w15:restartNumberingAfterBreak="0">
     <w:nsid w:val="637E3733"/>
     <w:multiLevelType w:val="hybridMultilevel"/>
     <w:tmpl w:val="B628B700"/>
@@ -6465,7 +7773,7 @@
     </w:lvl>
   </w:abstractNum>
   <w:num w:numId="1" w16cid:durableId="2046521231">
-    <w:abstractNumId w:val="6"/>
+    <w:abstractNumId w:val="8"/>
   </w:num>
   <w:num w:numId="2" w16cid:durableId="1033728626">
     <w:abstractNumId w:val="2"/>
@@ -6480,28 +7788,34 @@
     <w:abstractNumId w:val="5"/>
   </w:num>
   <w:num w:numId="6" w16cid:durableId="1906331558">
+    <w:abstractNumId w:val="12"/>
+  </w:num>
+  <w:num w:numId="7" w16cid:durableId="996879571">
+    <w:abstractNumId w:val="13"/>
+  </w:num>
+  <w:num w:numId="8" w16cid:durableId="822280320">
     <w:abstractNumId w:val="10"/>
   </w:num>
-  <w:num w:numId="7" w16cid:durableId="996879571">
-    <w:abstractNumId w:val="11"/>
-  </w:num>
-  <w:num w:numId="8" w16cid:durableId="822280320">
-    <w:abstractNumId w:val="8"/>
-  </w:num>
   <w:num w:numId="9" w16cid:durableId="552011347">
-    <w:abstractNumId w:val="7"/>
+    <w:abstractNumId w:val="9"/>
   </w:num>
   <w:num w:numId="10" w16cid:durableId="1918127101">
-    <w:abstractNumId w:val="12"/>
+    <w:abstractNumId w:val="14"/>
   </w:num>
   <w:num w:numId="11" w16cid:durableId="349573661">
     <w:abstractNumId w:val="0"/>
   </w:num>
   <w:num w:numId="12" w16cid:durableId="1693530424">
-    <w:abstractNumId w:val="9"/>
+    <w:abstractNumId w:val="11"/>
   </w:num>
   <w:num w:numId="13" w16cid:durableId="882668241">
     <w:abstractNumId w:val="1"/>
+  </w:num>
+  <w:num w:numId="14" w16cid:durableId="288323109">
+    <w:abstractNumId w:val="7"/>
+  </w:num>
+  <w:num w:numId="15" w16cid:durableId="833841777">
+    <w:abstractNumId w:val="6"/>
   </w:num>
 </w:numbering>
 </file>
